--- a/firmware/ESP32ELLIC/ELLIC_spec_v1.docx
+++ b/firmware/ESP32ELLIC/ELLIC_spec_v1.docx
@@ -9882,25 +9882,12 @@
           <w:rFonts w:ascii="Courier New" w:hAnsi="Courier New" w:cs="Courier New"/>
         </w:rPr>
       </w:pPr>
-      <w:r>
-        <w:rPr>
-          <w:rFonts w:ascii="Courier New" w:hAnsi="Courier New" w:cs="Courier New"/>
-        </w:rPr>
-        <w:t xml:space="preserve">### </w:t>
-      </w:r>
       <w:bookmarkStart w:id="2" w:name="_GoBack"/>
       <w:r>
         <w:rPr>
           <w:rFonts w:ascii="Courier New" w:hAnsi="Courier New" w:cs="Courier New"/>
         </w:rPr>
-        <w:t>10.2</w:t>
-      </w:r>
-      <w:bookmarkEnd w:id="2"/>
-      <w:r>
-        <w:rPr>
-          <w:rFonts w:ascii="Courier New" w:hAnsi="Courier New" w:cs="Courier New"/>
-        </w:rPr>
-        <w:t>. Автоматическая конфигурация в цикле: `</w:t>
+        <w:t>### 10.2. Автоматическая конфигурация в цикле: `</w:t>
       </w:r>
       <w:proofErr w:type="spellStart"/>
       <w:r>
@@ -10552,6 +10539,165 @@
       <w:r>
         <w:rPr>
           <w:rStyle w:val="HTML"/>
+          <w:lang w:val="en-US"/>
+        </w:rPr>
+        <w:t xml:space="preserve">        </w:t>
+      </w:r>
+      <w:r>
+        <w:rPr>
+          <w:rStyle w:val="HTML"/>
+        </w:rPr>
+        <w:t>или</w:t>
+      </w:r>
+      <w:r>
+        <w:rPr>
+          <w:rStyle w:val="HTML"/>
+          <w:lang w:val="en-US"/>
+        </w:rPr>
+        <w:tab/>
+      </w:r>
+      <w:r>
+        <w:rPr>
+          <w:rStyle w:val="HTML"/>
+          <w:lang w:val="en-US"/>
+        </w:rPr>
+        <w:tab/>
+      </w:r>
+      <w:r>
+        <w:rPr>
+          <w:rStyle w:val="HTML"/>
+          <w:lang w:val="en-US"/>
+        </w:rPr>
+        <w:t xml:space="preserve">    </w:t>
+      </w:r>
+      <w:proofErr w:type="spellStart"/>
+      <w:proofErr w:type="gramStart"/>
+      <w:r>
+        <w:rPr>
+          <w:rStyle w:val="HTML"/>
+        </w:rPr>
+        <w:t>или</w:t>
+      </w:r>
+      <w:proofErr w:type="spellEnd"/>
+      <w:proofErr w:type="gramEnd"/>
+      <w:r>
+        <w:rPr>
+          <w:rStyle w:val="HTML"/>
+          <w:lang w:val="en-US"/>
+        </w:rPr>
+        <w:tab/>
+      </w:r>
+      <w:r>
+        <w:rPr>
+          <w:rStyle w:val="HTML"/>
+          <w:lang w:val="en-US"/>
+        </w:rPr>
+        <w:tab/>
+      </w:r>
+      <w:r>
+        <w:rPr>
+          <w:rStyle w:val="HTML"/>
+          <w:lang w:val="en-US"/>
+        </w:rPr>
+        <w:tab/>
+      </w:r>
+      <w:proofErr w:type="spellStart"/>
+      <w:r>
+        <w:rPr>
+          <w:rStyle w:val="HTML"/>
+        </w:rPr>
+        <w:t>или</w:t>
+      </w:r>
+      <w:proofErr w:type="spellEnd"/>
+    </w:p>
+    <w:p>
+      <w:pPr>
+        <w:pStyle w:val="HTML0"/>
+        <w:rPr>
+          <w:rStyle w:val="HTML"/>
+          <w:lang w:val="en-US"/>
+        </w:rPr>
+      </w:pPr>
+      <w:r>
+        <w:rPr>
+          <w:rStyle w:val="HTML"/>
+          <w:lang w:val="en-US"/>
+        </w:rPr>
+        <w:tab/>
+      </w:r>
+      <w:proofErr w:type="spellStart"/>
+      <w:r>
+        <w:rPr>
+          <w:rStyle w:val="HTML"/>
+          <w:lang w:val="en-US"/>
+        </w:rPr>
+        <w:t>current_state</w:t>
+      </w:r>
+      <w:proofErr w:type="spellEnd"/>
+      <w:r>
+        <w:rPr>
+          <w:rStyle w:val="HTML"/>
+          <w:lang w:val="en-US"/>
+        </w:rPr>
+        <w:t>=</w:t>
+      </w:r>
+      <w:r>
+        <w:rPr>
+          <w:rStyle w:val="HTML"/>
+          <w:lang w:val="en-US"/>
+        </w:rPr>
+        <w:t>8</w:t>
+      </w:r>
+      <w:r>
+        <w:rPr>
+          <w:rStyle w:val="HTML"/>
+          <w:lang w:val="en-US"/>
+        </w:rPr>
+        <w:t xml:space="preserve">    cur</w:t>
+      </w:r>
+      <w:r>
+        <w:rPr>
+          <w:rStyle w:val="HTML"/>
+          <w:lang w:val="en-US"/>
+        </w:rPr>
+        <w:t>rent_state≠</w:t>
+      </w:r>
+      <w:r>
+        <w:rPr>
+          <w:rStyle w:val="HTML"/>
+          <w:lang w:val="en-US"/>
+        </w:rPr>
+        <w:t>8</w:t>
+      </w:r>
+      <w:r>
+        <w:rPr>
+          <w:rStyle w:val="HTML"/>
+          <w:lang w:val="en-US"/>
+        </w:rPr>
+        <w:t xml:space="preserve">    </w:t>
+      </w:r>
+    </w:p>
+    <w:p>
+      <w:pPr>
+        <w:pStyle w:val="HTML0"/>
+        <w:rPr>
+          <w:rStyle w:val="HTML"/>
+          <w:lang w:val="en-US"/>
+        </w:rPr>
+      </w:pPr>
+    </w:p>
+    <w:p>
+      <w:pPr>
+        <w:pStyle w:val="HTML0"/>
+        <w:rPr>
+          <w:rStyle w:val="HTML"/>
+          <w:lang w:val="en-US"/>
+        </w:rPr>
+      </w:pPr>
+      <w:r>
+        <w:rPr>
+          <w:rStyle w:val="HTML"/>
+          <w:lang w:val="en-US"/>
         </w:rPr>
         <w:t xml:space="preserve">             </w:t>
       </w:r>
@@ -11470,15 +11616,17 @@
     </w:p>
     <w:p>
       <w:pPr>
-        <w:numPr>
-          <w:ilvl w:val="0"/>
-          <w:numId w:val="4"/>
-        </w:numPr>
-        <w:spacing w:before="100" w:beforeAutospacing="1" w:after="100" w:afterAutospacing="1" w:line="240" w:lineRule="auto"/>
-        <w:rPr>
-          <w:lang w:val="en-US"/>
-        </w:rPr>
-      </w:pPr>
+        <w:pStyle w:val="isselectedend"/>
+      </w:pPr>
+      <w:r>
+        <w:sym w:font="Symbol" w:char="F0B7"/>
+      </w:r>
+      <w:r>
+        <w:rPr>
+          <w:lang w:val="en-US"/>
+        </w:rPr>
+        <w:t xml:space="preserve"> </w:t>
+      </w:r>
       <w:r>
         <w:t>если</w:t>
       </w:r>
@@ -11491,8 +11639,6 @@
       <w:proofErr w:type="spellStart"/>
       <w:r>
         <w:rPr>
-          <w:rStyle w:val="HTML"/>
-          <w:rFonts w:eastAsiaTheme="minorHAnsi"/>
           <w:lang w:val="en-US"/>
         </w:rPr>
         <w:t>current_state</w:t>
@@ -11500,190 +11646,264 @@
       <w:proofErr w:type="spellEnd"/>
       <w:r>
         <w:rPr>
-          <w:rStyle w:val="HTML"/>
-          <w:rFonts w:eastAsiaTheme="minorHAnsi"/>
-          <w:lang w:val="en-US"/>
-        </w:rPr>
-        <w:t xml:space="preserve"> == 1</w:t>
-      </w:r>
-      <w:r>
-        <w:rPr>
-          <w:lang w:val="en-US"/>
-        </w:rPr>
-        <w:t xml:space="preserve"> (</w:t>
-      </w:r>
-      <w:r>
-        <w:rPr>
-          <w:rStyle w:val="HTML"/>
-          <w:rFonts w:eastAsiaTheme="minorHAnsi"/>
-          <w:lang w:val="en-US"/>
-        </w:rPr>
-        <w:t>IDLE</w:t>
-      </w:r>
-      <w:r>
-        <w:rPr>
-          <w:lang w:val="en-US"/>
-        </w:rPr>
+          <w:lang w:val="en-US"/>
+        </w:rPr>
+        <w:t xml:space="preserve"> == 1 (IDLE) → </w:t>
+      </w:r>
+      <w:r>
+        <w:t>переход</w:t>
+      </w:r>
+      <w:r>
+        <w:rPr>
+          <w:lang w:val="en-US"/>
+        </w:rPr>
+        <w:t xml:space="preserve"> </w:t>
+      </w:r>
+      <w:r>
+        <w:t>в</w:t>
+      </w:r>
+      <w:r>
+        <w:rPr>
+          <w:lang w:val="en-US"/>
+        </w:rPr>
+        <w:t xml:space="preserve"> Configuring; </w:t>
+      </w:r>
+    </w:p>
+    <w:p>
+      <w:pPr>
+        <w:pStyle w:val="isselectedend"/>
+      </w:pPr>
+      <w:r>
+        <w:sym w:font="Symbol" w:char="F0B7"/>
+      </w:r>
+      <w:r>
+        <w:t xml:space="preserve"> </w:t>
+      </w:r>
+      <w:r>
+        <w:t>если</w:t>
+      </w:r>
+      <w:r>
+        <w:t xml:space="preserve"> </w:t>
+      </w:r>
+      <w:r>
+        <w:rPr>
+          <w:lang w:val="en-US"/>
+        </w:rPr>
+        <w:t>current</w:t>
+      </w:r>
+      <w:r>
+        <w:t>_</w:t>
+      </w:r>
+      <w:r>
+        <w:rPr>
+          <w:lang w:val="en-US"/>
+        </w:rPr>
+        <w:t>state</w:t>
+      </w:r>
+      <w:r>
+        <w:t xml:space="preserve"> == 8 (</w:t>
+      </w:r>
+      <w:r>
+        <w:rPr>
+          <w:lang w:val="en-US"/>
+        </w:rPr>
+        <w:t>CLOSED</w:t>
+      </w:r>
+      <w:r>
+        <w:t>_</w:t>
+      </w:r>
+      <w:r>
+        <w:rPr>
+          <w:lang w:val="en-US"/>
+        </w:rPr>
+        <w:t>LOOP</w:t>
+      </w:r>
+      <w:r>
+        <w:t>_</w:t>
+      </w:r>
+      <w:r>
+        <w:rPr>
+          <w:lang w:val="en-US"/>
+        </w:rPr>
+        <w:t>CONTROL</w:t>
+      </w:r>
+      <w:r>
         <w:t xml:space="preserve">) → </w:t>
       </w:r>
       <w:r>
         <w:t>переход</w:t>
       </w:r>
       <w:r>
-        <w:rPr>
-          <w:lang w:val="en-US"/>
-        </w:rPr>
         <w:t xml:space="preserve"> </w:t>
       </w:r>
       <w:r>
         <w:t>в</w:t>
       </w:r>
       <w:r>
-        <w:rPr>
-          <w:lang w:val="en-US"/>
-        </w:rPr>
         <w:t xml:space="preserve"> </w:t>
       </w:r>
       <w:r>
         <w:rPr>
-          <w:rStyle w:val="HTML"/>
-          <w:rFonts w:eastAsiaTheme="minorHAnsi"/>
           <w:lang w:val="en-US"/>
         </w:rPr>
         <w:t>Configuring</w:t>
       </w:r>
       <w:r>
-        <w:rPr>
-          <w:lang w:val="en-US"/>
-        </w:rPr>
-        <w:t>;</w:t>
-      </w:r>
-    </w:p>
-    <w:p>
-      <w:pPr>
-        <w:numPr>
-          <w:ilvl w:val="0"/>
-          <w:numId w:val="4"/>
-        </w:numPr>
-        <w:spacing w:before="100" w:beforeAutospacing="1" w:after="100" w:afterAutospacing="1" w:line="240" w:lineRule="auto"/>
-        <w:rPr>
-          <w:lang w:val="en-US"/>
-        </w:rPr>
-      </w:pPr>
+        <w:t xml:space="preserve">; </w:t>
+      </w:r>
+    </w:p>
+    <w:p>
+      <w:pPr>
+        <w:pStyle w:val="isselectedend"/>
+      </w:pPr>
+      <w:r>
+        <w:sym w:font="Symbol" w:char="F0B7"/>
+      </w:r>
+      <w:r>
+        <w:t xml:space="preserve"> </w:t>
+      </w:r>
       <w:r>
         <w:t>если</w:t>
       </w:r>
       <w:r>
-        <w:rPr>
-          <w:lang w:val="en-US"/>
-        </w:rPr>
         <w:t xml:space="preserve"> </w:t>
       </w:r>
-      <w:proofErr w:type="spellStart"/>
-      <w:r>
-        <w:rPr>
-          <w:rStyle w:val="HTML"/>
-          <w:rFonts w:eastAsiaTheme="minorHAnsi"/>
-          <w:lang w:val="en-US"/>
-        </w:rPr>
-        <w:t>current_state</w:t>
-      </w:r>
-      <w:proofErr w:type="spellEnd"/>
-      <w:proofErr w:type="gramStart"/>
-      <w:r>
-        <w:rPr>
-          <w:rStyle w:val="HTML"/>
-          <w:rFonts w:eastAsiaTheme="minorHAnsi"/>
-          <w:lang w:val="en-US"/>
-        </w:rPr>
-        <w:t xml:space="preserve"> !</w:t>
-      </w:r>
-      <w:proofErr w:type="gramEnd"/>
-      <w:r>
-        <w:rPr>
-          <w:rStyle w:val="HTML"/>
-          <w:rFonts w:eastAsiaTheme="minorHAnsi"/>
-          <w:lang w:val="en-US"/>
-        </w:rPr>
-        <w:t>= 1</w:t>
-      </w:r>
-      <w:r>
-        <w:rPr>
-          <w:lang w:val="en-US"/>
-        </w:rPr>
+      <w:r>
+        <w:rPr>
+          <w:lang w:val="en-US"/>
+        </w:rPr>
+        <w:t>current</w:t>
+      </w:r>
+      <w:r>
+        <w:t>_</w:t>
+      </w:r>
+      <w:r>
+        <w:rPr>
+          <w:lang w:val="en-US"/>
+        </w:rPr>
+        <w:t>state</w:t>
+      </w:r>
+      <w:r>
+        <w:t xml:space="preserve"> </w:t>
+      </w:r>
+      <w:r>
+        <w:t>не</w:t>
+      </w:r>
+      <w:r>
+        <w:t xml:space="preserve"> </w:t>
+      </w:r>
+      <w:r>
+        <w:t>равен</w:t>
+      </w:r>
+      <w:r>
+        <w:t xml:space="preserve"> 1 </w:t>
+      </w:r>
+      <w:r>
+        <w:t>или</w:t>
+      </w:r>
+      <w:r>
+        <w:t xml:space="preserve"> 8 → </w:t>
+      </w:r>
+      <w:r>
+        <w:t>переход</w:t>
+      </w:r>
+      <w:r>
+        <w:t xml:space="preserve"> </w:t>
+      </w:r>
+      <w:r>
+        <w:t>в</w:t>
+      </w:r>
+      <w:r>
+        <w:t xml:space="preserve"> </w:t>
+      </w:r>
+      <w:proofErr w:type="spellStart"/>
+      <w:r>
+        <w:rPr>
+          <w:lang w:val="en-US"/>
+        </w:rPr>
+        <w:t>NotStarted</w:t>
+      </w:r>
+      <w:proofErr w:type="spellEnd"/>
+      <w:r>
+        <w:t xml:space="preserve">; </w:t>
+      </w:r>
+    </w:p>
+    <w:p>
+      <w:pPr>
+        <w:pStyle w:val="isselectedend"/>
+      </w:pPr>
+      <w:r>
+        <w:sym w:font="Symbol" w:char="F0B7"/>
+      </w:r>
+      <w:r>
+        <w:t xml:space="preserve"> </w:t>
+      </w:r>
+      <w:r>
+        <w:t>если</w:t>
+      </w:r>
+      <w:r>
+        <w:t xml:space="preserve"> </w:t>
+      </w:r>
+      <w:r>
+        <w:t>ответа</w:t>
+      </w:r>
+      <w:r>
+        <w:t xml:space="preserve"> </w:t>
+      </w:r>
+      <w:r>
+        <w:t>нет</w:t>
+      </w:r>
+      <w:r>
+        <w:t xml:space="preserve"> </w:t>
+      </w:r>
+      <w:r>
+        <w:t>или</w:t>
+      </w:r>
+      <w:r>
+        <w:t xml:space="preserve"> </w:t>
+      </w:r>
+      <w:r>
+        <w:t>ответ</w:t>
+      </w:r>
+      <w:r>
+        <w:t xml:space="preserve"> </w:t>
+      </w:r>
+      <w:r>
+        <w:t>некорректен</w:t>
+      </w:r>
+      <w:r>
         <w:t xml:space="preserve"> → </w:t>
       </w:r>
       <w:r>
         <w:t>переход</w:t>
       </w:r>
       <w:r>
-        <w:rPr>
-          <w:lang w:val="en-US"/>
-        </w:rPr>
         <w:t xml:space="preserve"> </w:t>
       </w:r>
       <w:r>
         <w:t>в</w:t>
       </w:r>
       <w:r>
-        <w:rPr>
-          <w:lang w:val="en-US"/>
-        </w:rPr>
         <w:t xml:space="preserve"> </w:t>
       </w:r>
       <w:proofErr w:type="spellStart"/>
       <w:r>
         <w:rPr>
-          <w:rStyle w:val="HTML"/>
-          <w:rFonts w:eastAsiaTheme="minorHAnsi"/>
           <w:lang w:val="en-US"/>
         </w:rPr>
         <w:t>NotStarted</w:t>
       </w:r>
       <w:proofErr w:type="spellEnd"/>
       <w:r>
-        <w:rPr>
-          <w:lang w:val="en-US"/>
-        </w:rPr>
-        <w:t>;</w:t>
-      </w:r>
-    </w:p>
-    <w:p>
-      <w:pPr>
-        <w:numPr>
-          <w:ilvl w:val="0"/>
-          <w:numId w:val="4"/>
-        </w:numPr>
-        <w:spacing w:before="100" w:beforeAutospacing="1" w:after="100" w:afterAutospacing="1" w:line="240" w:lineRule="auto"/>
-      </w:pPr>
-      <w:r>
-        <w:t xml:space="preserve">если ответа нет или ответ некорректен → переход в </w:t>
-      </w:r>
-      <w:proofErr w:type="spellStart"/>
-      <w:r>
-        <w:rPr>
-          <w:rStyle w:val="HTML"/>
-          <w:rFonts w:eastAsiaTheme="minorHAnsi"/>
-        </w:rPr>
-        <w:t>NotStarted</w:t>
-      </w:r>
-      <w:proofErr w:type="spellEnd"/>
-      <w:r>
         <w:t>.</w:t>
       </w:r>
-    </w:p>
-    <w:p>
-      <w:pPr>
-        <w:pStyle w:val="isselectedend"/>
-      </w:pPr>
-      <w:proofErr w:type="spellStart"/>
       <w:r>
         <w:rPr>
           <w:rStyle w:val="a5"/>
+          <w:lang w:val="en-US"/>
         </w:rPr>
         <w:t>Configuring</w:t>
       </w:r>
-      <w:proofErr w:type="spellEnd"/>
     </w:p>
     <w:p>
       <w:pPr>
@@ -12383,6 +12603,7 @@
         <w:pStyle w:val="isselectedend"/>
       </w:pPr>
       <w:r>
+        <w:lastRenderedPageBreak/>
         <w:t xml:space="preserve">Конфигурация </w:t>
       </w:r>
       <w:proofErr w:type="spellStart"/>
@@ -12402,577 +12623,1019 @@
         <w:rPr>
           <w:rStyle w:val="HTML"/>
         </w:rPr>
+        <w:t>axis0.current_state == 8</w:t>
+      </w:r>
+      <w:r>
+        <w:t xml:space="preserve"> </w:t>
+      </w:r>
+      <w:proofErr w:type="gramStart"/>
+      <w:r>
+        <w:t>подтверждён</w:t>
+      </w:r>
+      <w:proofErr w:type="gramEnd"/>
+      <w:r>
+        <w:t xml:space="preserve"> фактическим ответом </w:t>
+      </w:r>
+      <w:proofErr w:type="spellStart"/>
+      <w:r>
+        <w:t>ODrive</w:t>
+      </w:r>
+      <w:proofErr w:type="spellEnd"/>
+      <w:r>
+        <w:t>.</w:t>
+      </w:r>
+    </w:p>
+    <w:p>
+      <w:pPr>
+        <w:pStyle w:val="isselectedend"/>
+      </w:pPr>
+      <w:r>
+        <w:t xml:space="preserve">После перехода в </w:t>
+      </w:r>
+      <w:proofErr w:type="spellStart"/>
+      <w:r>
+        <w:rPr>
+          <w:rStyle w:val="HTML"/>
+        </w:rPr>
+        <w:t>Done</w:t>
+      </w:r>
+      <w:proofErr w:type="spellEnd"/>
+      <w:r>
+        <w:t xml:space="preserve"> </w:t>
+      </w:r>
+      <w:proofErr w:type="spellStart"/>
+      <w:r>
+        <w:rPr>
+          <w:rStyle w:val="HTML"/>
+        </w:rPr>
+        <w:t>updateConfigure</w:t>
+      </w:r>
+      <w:proofErr w:type="spellEnd"/>
+      <w:r>
+        <w:rPr>
+          <w:rStyle w:val="HTML"/>
+        </w:rPr>
+        <w:t>()</w:t>
+      </w:r>
+      <w:r>
+        <w:t xml:space="preserve"> больше не выполняет конфигурацию.</w:t>
+      </w:r>
+    </w:p>
+    <w:p>
+      <w:pPr>
+        <w:pStyle w:val="isselectedend"/>
+      </w:pPr>
+      <w:r>
+        <w:t xml:space="preserve">Конфигурация каждого </w:t>
+      </w:r>
+      <w:proofErr w:type="spellStart"/>
+      <w:r>
+        <w:t>ODrive</w:t>
+      </w:r>
+      <w:proofErr w:type="spellEnd"/>
+      <w:r>
+        <w:t xml:space="preserve"> выполняется независимо. Ошибка или невозможность конфигурации одного </w:t>
+      </w:r>
+      <w:proofErr w:type="spellStart"/>
+      <w:r>
+        <w:t>ODrive</w:t>
+      </w:r>
+      <w:proofErr w:type="spellEnd"/>
+      <w:r>
+        <w:t xml:space="preserve"> не блокирует работу второго.</w:t>
+      </w:r>
+    </w:p>
+    <w:p>
+      <w:pPr>
+        <w:pStyle w:val="a6"/>
+      </w:pPr>
+      <w:proofErr w:type="spellStart"/>
+      <w:r>
+        <w:rPr>
+          <w:rStyle w:val="HTML"/>
+        </w:rPr>
+        <w:t>online</w:t>
+      </w:r>
+      <w:proofErr w:type="spellEnd"/>
+      <w:r>
+        <w:t xml:space="preserve"> является отдельным диагностическим состоянием связи с </w:t>
+      </w:r>
+      <w:proofErr w:type="spellStart"/>
+      <w:r>
+        <w:t>ODrive</w:t>
+      </w:r>
+      <w:proofErr w:type="spellEnd"/>
+      <w:r>
+        <w:t xml:space="preserve"> и не является заменой подтверждения </w:t>
+      </w:r>
+      <w:r>
+        <w:rPr>
+          <w:rStyle w:val="HTML"/>
+        </w:rPr>
+        <w:t>CLOSED_LOOP_CONTROL</w:t>
+      </w:r>
+      <w:r>
+        <w:t>.</w:t>
+      </w:r>
+    </w:p>
+    <w:p>
+      <w:pPr>
+        <w:pStyle w:val="a3"/>
+        <w:rPr>
+          <w:rFonts w:ascii="Courier New" w:hAnsi="Courier New" w:cs="Courier New"/>
+        </w:rPr>
+      </w:pPr>
+    </w:p>
+    <w:p>
+      <w:pPr>
+        <w:pStyle w:val="a3"/>
+        <w:rPr>
+          <w:rFonts w:ascii="Courier New" w:hAnsi="Courier New" w:cs="Courier New"/>
+        </w:rPr>
+      </w:pPr>
+      <w:r>
+        <w:rPr>
+          <w:rFonts w:ascii="Courier New" w:hAnsi="Courier New" w:cs="Courier New"/>
+        </w:rPr>
+        <w:t>Параметр *</w:t>
+      </w:r>
+      <w:proofErr w:type="spellStart"/>
+      <w:r>
+        <w:rPr>
+          <w:rFonts w:ascii="Courier New" w:hAnsi="Courier New" w:cs="Courier New"/>
+        </w:rPr>
+        <w:t>Circular</w:t>
+      </w:r>
+      <w:proofErr w:type="spellEnd"/>
+      <w:r>
+        <w:rPr>
+          <w:rFonts w:ascii="Courier New" w:hAnsi="Courier New" w:cs="Courier New"/>
+        </w:rPr>
+        <w:t xml:space="preserve"> </w:t>
+      </w:r>
+      <w:proofErr w:type="spellStart"/>
+      <w:r>
+        <w:rPr>
+          <w:rFonts w:ascii="Courier New" w:hAnsi="Courier New" w:cs="Courier New"/>
+        </w:rPr>
+        <w:t>Position</w:t>
+      </w:r>
+      <w:proofErr w:type="spellEnd"/>
+      <w:r>
+        <w:rPr>
+          <w:rFonts w:ascii="Courier New" w:hAnsi="Courier New" w:cs="Courier New"/>
+        </w:rPr>
+        <w:t xml:space="preserve"> </w:t>
+      </w:r>
+      <w:proofErr w:type="spellStart"/>
+      <w:r>
+        <w:rPr>
+          <w:rFonts w:ascii="Courier New" w:hAnsi="Courier New" w:cs="Courier New"/>
+        </w:rPr>
+        <w:t>Control</w:t>
+      </w:r>
+      <w:proofErr w:type="spellEnd"/>
+      <w:r>
+        <w:rPr>
+          <w:rFonts w:ascii="Courier New" w:hAnsi="Courier New" w:cs="Courier New"/>
+        </w:rPr>
+        <w:t>* по-прежнему нигде в коде не</w:t>
+      </w:r>
+    </w:p>
+    <w:p>
+      <w:pPr>
+        <w:pStyle w:val="a3"/>
+        <w:rPr>
+          <w:rFonts w:ascii="Courier New" w:hAnsi="Courier New" w:cs="Courier New"/>
+        </w:rPr>
+      </w:pPr>
+      <w:r>
+        <w:rPr>
+          <w:rFonts w:ascii="Courier New" w:hAnsi="Courier New" w:cs="Courier New"/>
+        </w:rPr>
+        <w:t>устанавливается и не проверяется — его состояние определяется исключительно</w:t>
+      </w:r>
+    </w:p>
+    <w:p>
+      <w:pPr>
+        <w:pStyle w:val="a3"/>
+        <w:rPr>
+          <w:rFonts w:ascii="Courier New" w:hAnsi="Courier New" w:cs="Courier New"/>
+        </w:rPr>
+      </w:pPr>
+      <w:r>
+        <w:rPr>
+          <w:rFonts w:ascii="Courier New" w:hAnsi="Courier New" w:cs="Courier New"/>
+        </w:rPr>
+        <w:t xml:space="preserve">тем, что сохранено в </w:t>
+      </w:r>
+      <w:proofErr w:type="spellStart"/>
+      <w:r>
+        <w:rPr>
+          <w:rFonts w:ascii="Courier New" w:hAnsi="Courier New" w:cs="Courier New"/>
+        </w:rPr>
+        <w:t>ODrive</w:t>
+      </w:r>
+      <w:proofErr w:type="spellEnd"/>
+      <w:r>
+        <w:rPr>
+          <w:rFonts w:ascii="Courier New" w:hAnsi="Courier New" w:cs="Courier New"/>
+        </w:rPr>
+        <w:t>.</w:t>
+      </w:r>
+    </w:p>
+    <w:p>
+      <w:pPr>
+        <w:pStyle w:val="a3"/>
+        <w:rPr>
+          <w:rFonts w:ascii="Courier New" w:hAnsi="Courier New" w:cs="Courier New"/>
+        </w:rPr>
+      </w:pPr>
+    </w:p>
+    <w:p>
+      <w:pPr>
+        <w:pStyle w:val="a3"/>
+        <w:rPr>
+          <w:rFonts w:ascii="Courier New" w:hAnsi="Courier New" w:cs="Courier New"/>
+        </w:rPr>
+      </w:pPr>
+      <w:r>
+        <w:rPr>
+          <w:rFonts w:ascii="Courier New" w:hAnsi="Courier New" w:cs="Courier New"/>
+        </w:rPr>
+        <w:t xml:space="preserve">При отладке в первую очередь стоит проверить: </w:t>
+      </w:r>
+    </w:p>
+    <w:p>
+      <w:pPr>
+        <w:pStyle w:val="a3"/>
+        <w:rPr>
+          <w:rFonts w:ascii="Courier New" w:hAnsi="Courier New" w:cs="Courier New"/>
+        </w:rPr>
+      </w:pPr>
+      <w:r>
+        <w:rPr>
+          <w:rFonts w:ascii="Courier New" w:hAnsi="Courier New" w:cs="Courier New"/>
+        </w:rPr>
+        <w:t xml:space="preserve">(1) </w:t>
+      </w:r>
+      <w:r>
+        <w:t xml:space="preserve">фактическое значение axis0.current_state — конфигурация применяется только после подтверждения </w:t>
+      </w:r>
+      <w:proofErr w:type="spellStart"/>
+      <w:r>
+        <w:t>current_state</w:t>
+      </w:r>
+      <w:proofErr w:type="spellEnd"/>
+      <w:r>
+        <w:t xml:space="preserve"> == 1 (IDLE);</w:t>
+      </w:r>
+      <w:r>
+        <w:rPr>
+          <w:rFonts w:ascii="Courier New" w:hAnsi="Courier New" w:cs="Courier New"/>
+        </w:rPr>
+        <w:t xml:space="preserve"> </w:t>
+      </w:r>
+    </w:p>
+    <w:p>
+      <w:pPr>
+        <w:pStyle w:val="a3"/>
+        <w:rPr>
+          <w:rFonts w:ascii="Courier New" w:hAnsi="Courier New" w:cs="Courier New"/>
+        </w:rPr>
+      </w:pPr>
+      <w:r>
+        <w:rPr>
+          <w:rFonts w:ascii="Courier New" w:hAnsi="Courier New" w:cs="Courier New"/>
+        </w:rPr>
+        <w:t xml:space="preserve">(2) фактические значения параметров на самих </w:t>
+      </w:r>
+      <w:proofErr w:type="spellStart"/>
+      <w:r>
+        <w:rPr>
+          <w:rFonts w:ascii="Courier New" w:hAnsi="Courier New" w:cs="Courier New"/>
+        </w:rPr>
+        <w:t>ODrive</w:t>
+      </w:r>
+      <w:proofErr w:type="spellEnd"/>
+      <w:r>
+        <w:rPr>
+          <w:rFonts w:ascii="Courier New" w:hAnsi="Courier New" w:cs="Courier New"/>
+        </w:rPr>
+        <w:t>,</w:t>
+      </w:r>
+    </w:p>
+    <w:p>
+      <w:pPr>
+        <w:pStyle w:val="a3"/>
+        <w:rPr>
+          <w:rFonts w:ascii="Courier New" w:hAnsi="Courier New" w:cs="Courier New"/>
+        </w:rPr>
+      </w:pPr>
+      <w:r>
+        <w:rPr>
+          <w:rFonts w:ascii="Courier New" w:hAnsi="Courier New" w:cs="Courier New"/>
+        </w:rPr>
+        <w:t>если есть сомнения, что `</w:t>
+      </w:r>
+      <w:proofErr w:type="spellStart"/>
+      <w:r>
+        <w:rPr>
+          <w:rFonts w:ascii="Courier New" w:hAnsi="Courier New" w:cs="Courier New"/>
+        </w:rPr>
+        <w:t>updateConfigure</w:t>
+      </w:r>
+      <w:proofErr w:type="spellEnd"/>
+      <w:r>
+        <w:rPr>
+          <w:rFonts w:ascii="Courier New" w:hAnsi="Courier New" w:cs="Courier New"/>
+        </w:rPr>
+        <w:t>()` отработал.</w:t>
+      </w:r>
+    </w:p>
+    <w:p>
+      <w:pPr>
+        <w:pStyle w:val="a3"/>
+        <w:rPr>
+          <w:rFonts w:ascii="Courier New" w:hAnsi="Courier New" w:cs="Courier New"/>
+        </w:rPr>
+      </w:pPr>
+    </w:p>
+    <w:p>
+      <w:pPr>
+        <w:pStyle w:val="a3"/>
+        <w:rPr>
+          <w:rFonts w:ascii="Courier New" w:hAnsi="Courier New" w:cs="Courier New"/>
+        </w:rPr>
+      </w:pPr>
+      <w:r>
+        <w:t xml:space="preserve">Параметры `axis0.trap_traj.config.vel_limit`, `axis0.trap_traj.config.accel_limit` и `axis0.trap_traj.config.decel_limit` являются обязательной частью конфигурации </w:t>
+      </w:r>
+      <w:proofErr w:type="spellStart"/>
+      <w:r>
+        <w:t>ODrive</w:t>
+      </w:r>
+      <w:proofErr w:type="spellEnd"/>
+      <w:r>
+        <w:t xml:space="preserve"> и явно устанавливаются при каждом выполнении `</w:t>
+      </w:r>
+      <w:proofErr w:type="spellStart"/>
+      <w:r>
+        <w:t>sendConfigCommands</w:t>
+      </w:r>
+      <w:proofErr w:type="spellEnd"/>
+      <w:r>
+        <w:t xml:space="preserve">()`. Эти параметры сохраняются в конфигурации </w:t>
+      </w:r>
+      <w:proofErr w:type="spellStart"/>
+      <w:r>
+        <w:t>ODrive</w:t>
+      </w:r>
+      <w:proofErr w:type="spellEnd"/>
+      <w:r>
+        <w:t xml:space="preserve"> для последующего использования </w:t>
+      </w:r>
+      <w:proofErr w:type="spellStart"/>
+      <w:r>
+        <w:t>Trap</w:t>
+      </w:r>
+      <w:proofErr w:type="spellEnd"/>
+      <w:r>
+        <w:t xml:space="preserve"> </w:t>
+      </w:r>
+      <w:proofErr w:type="spellStart"/>
+      <w:r>
+        <w:t>Trajectory</w:t>
+      </w:r>
+      <w:proofErr w:type="spellEnd"/>
+      <w:r>
+        <w:t xml:space="preserve">. При этом текущая архитектура управления намеренно не делает на данном этапе отдельного вывода о том, что </w:t>
+      </w:r>
+      <w:proofErr w:type="spellStart"/>
+      <w:r>
+        <w:t>Trap</w:t>
+      </w:r>
+      <w:proofErr w:type="spellEnd"/>
+      <w:r>
+        <w:t xml:space="preserve"> </w:t>
+      </w:r>
+      <w:proofErr w:type="spellStart"/>
+      <w:r>
+        <w:t>Trajectory</w:t>
+      </w:r>
+      <w:proofErr w:type="spellEnd"/>
+      <w:r>
+        <w:t xml:space="preserve"> фактически участвует в формировании движения. В текущей реализации приоритетом является получение стабильного базового управления мотором. </w:t>
+      </w:r>
+      <w:proofErr w:type="gramStart"/>
+      <w:r>
+        <w:t>Текущие</w:t>
+      </w:r>
+      <w:r>
+        <w:rPr>
+          <w:lang w:val="en-US"/>
+        </w:rPr>
+        <w:t xml:space="preserve">: </w:t>
+      </w:r>
+      <w:proofErr w:type="spellStart"/>
+      <w:r>
+        <w:rPr>
+          <w:lang w:val="en-US"/>
+        </w:rPr>
+        <w:t>control_mode</w:t>
+      </w:r>
+      <w:proofErr w:type="spellEnd"/>
+      <w:r>
+        <w:rPr>
+          <w:lang w:val="en-US"/>
+        </w:rPr>
+        <w:t xml:space="preserve"> = 3 (POSITION_CONTROL) </w:t>
+      </w:r>
+      <w:proofErr w:type="spellStart"/>
+      <w:r>
+        <w:rPr>
+          <w:lang w:val="en-US"/>
+        </w:rPr>
+        <w:t>input_mode</w:t>
+      </w:r>
+      <w:proofErr w:type="spellEnd"/>
+      <w:r>
+        <w:rPr>
+          <w:lang w:val="en-US"/>
+        </w:rPr>
+        <w:t xml:space="preserve"> = 2 (PASSTHROUGH) </w:t>
+      </w:r>
+      <w:r>
+        <w:t>сохраняются</w:t>
+      </w:r>
+      <w:r>
+        <w:rPr>
+          <w:lang w:val="en-US"/>
+        </w:rPr>
+        <w:t xml:space="preserve"> </w:t>
+      </w:r>
+      <w:r>
+        <w:t>без</w:t>
+      </w:r>
+      <w:r>
+        <w:rPr>
+          <w:lang w:val="en-US"/>
+        </w:rPr>
+        <w:t xml:space="preserve"> </w:t>
+      </w:r>
+      <w:r>
+        <w:t>изменения</w:t>
+      </w:r>
+      <w:r>
+        <w:rPr>
+          <w:lang w:val="en-US"/>
+        </w:rPr>
+        <w:t>.</w:t>
+      </w:r>
+      <w:proofErr w:type="gramEnd"/>
+      <w:r>
+        <w:rPr>
+          <w:lang w:val="en-US"/>
+        </w:rPr>
+        <w:t xml:space="preserve"> </w:t>
+      </w:r>
+      <w:r>
+        <w:t xml:space="preserve">Таким образом, в конфигурации </w:t>
+      </w:r>
+      <w:proofErr w:type="spellStart"/>
+      <w:r>
+        <w:t>ODrive</w:t>
+      </w:r>
+      <w:proofErr w:type="spellEnd"/>
+      <w:r>
+        <w:t xml:space="preserve"> параметры </w:t>
+      </w:r>
+      <w:proofErr w:type="spellStart"/>
+      <w:r>
+        <w:t>Trap</w:t>
+      </w:r>
+      <w:proofErr w:type="spellEnd"/>
+      <w:r>
+        <w:t xml:space="preserve"> </w:t>
+      </w:r>
+      <w:proofErr w:type="spellStart"/>
+      <w:r>
+        <w:t>Trajectory</w:t>
+      </w:r>
+      <w:proofErr w:type="spellEnd"/>
+      <w:r>
+        <w:t xml:space="preserve"> присутствуют и готовы к использованию, однако вопрос фактического применения траектории сглаживания к командам движения является отдельным вопросом следующего этапа разработки. На текущем этапе изменение `</w:t>
+      </w:r>
+      <w:proofErr w:type="spellStart"/>
+      <w:r>
+        <w:t>input_mode</w:t>
+      </w:r>
+      <w:proofErr w:type="spellEnd"/>
+      <w:r>
+        <w:t xml:space="preserve">` или алгоритма подачи позиции только ради включения </w:t>
+      </w:r>
+      <w:proofErr w:type="spellStart"/>
+      <w:r>
+        <w:t>Trap</w:t>
+      </w:r>
+      <w:proofErr w:type="spellEnd"/>
+      <w:r>
+        <w:t xml:space="preserve"> </w:t>
+      </w:r>
+      <w:proofErr w:type="spellStart"/>
+      <w:r>
+        <w:t>Trajectory</w:t>
+      </w:r>
+      <w:proofErr w:type="spellEnd"/>
+      <w:r>
+        <w:t xml:space="preserve"> НЕ выполняется.</w:t>
+      </w:r>
+    </w:p>
+    <w:p>
+      <w:pPr>
+        <w:pStyle w:val="a3"/>
+        <w:rPr>
+          <w:rFonts w:ascii="Courier New" w:hAnsi="Courier New" w:cs="Courier New"/>
+        </w:rPr>
+      </w:pPr>
+    </w:p>
+    <w:p>
+      <w:pPr>
+        <w:pStyle w:val="a3"/>
+        <w:rPr>
+          <w:rFonts w:ascii="Courier New" w:hAnsi="Courier New" w:cs="Courier New"/>
+        </w:rPr>
+      </w:pPr>
+      <w:r>
+        <w:rPr>
+          <w:rFonts w:ascii="Courier New" w:hAnsi="Courier New" w:cs="Courier New"/>
+        </w:rPr>
+        <w:t>---</w:t>
+      </w:r>
+    </w:p>
+    <w:bookmarkEnd w:id="2"/>
+    <w:p>
+      <w:pPr>
+        <w:pStyle w:val="a3"/>
+        <w:rPr>
+          <w:rFonts w:ascii="Courier New" w:hAnsi="Courier New" w:cs="Courier New"/>
+        </w:rPr>
+      </w:pPr>
+    </w:p>
+    <w:p>
+      <w:pPr>
+        <w:pStyle w:val="a3"/>
+        <w:rPr>
+          <w:rFonts w:ascii="Courier New" w:hAnsi="Courier New" w:cs="Courier New"/>
+        </w:rPr>
+      </w:pPr>
+      <w:r>
+        <w:rPr>
+          <w:rFonts w:ascii="Courier New" w:hAnsi="Courier New" w:cs="Courier New"/>
+        </w:rPr>
+        <w:t>## 11. Цикл `</w:t>
+      </w:r>
+      <w:proofErr w:type="spellStart"/>
+      <w:r>
+        <w:rPr>
+          <w:rFonts w:ascii="Courier New" w:hAnsi="Courier New" w:cs="Courier New"/>
+        </w:rPr>
+        <w:t>loop</w:t>
+      </w:r>
+      <w:proofErr w:type="spellEnd"/>
+      <w:r>
+        <w:rPr>
+          <w:rFonts w:ascii="Courier New" w:hAnsi="Courier New" w:cs="Courier New"/>
+        </w:rPr>
+        <w:t xml:space="preserve">()` и </w:t>
+      </w:r>
+      <w:proofErr w:type="spellStart"/>
+      <w:r>
+        <w:rPr>
+          <w:rFonts w:ascii="Courier New" w:hAnsi="Courier New" w:cs="Courier New"/>
+        </w:rPr>
+        <w:t>тайминги</w:t>
+      </w:r>
+      <w:proofErr w:type="spellEnd"/>
+    </w:p>
+    <w:p>
+      <w:pPr>
+        <w:pStyle w:val="a3"/>
+        <w:rPr>
+          <w:rFonts w:ascii="Courier New" w:hAnsi="Courier New" w:cs="Courier New"/>
+        </w:rPr>
+      </w:pPr>
+    </w:p>
+    <w:p>
+      <w:pPr>
+        <w:pStyle w:val="a3"/>
+        <w:rPr>
+          <w:rFonts w:ascii="Courier New" w:hAnsi="Courier New" w:cs="Courier New"/>
+        </w:rPr>
+      </w:pPr>
+      <w:r>
+        <w:rPr>
+          <w:rFonts w:ascii="Courier New" w:hAnsi="Courier New" w:cs="Courier New"/>
+        </w:rPr>
+        <w:t>```</w:t>
+      </w:r>
+    </w:p>
+    <w:p>
+      <w:pPr>
+        <w:pStyle w:val="a3"/>
+        <w:rPr>
+          <w:rFonts w:ascii="Courier New" w:hAnsi="Courier New" w:cs="Courier New"/>
+        </w:rPr>
+      </w:pPr>
+      <w:proofErr w:type="spellStart"/>
+      <w:r>
+        <w:rPr>
+          <w:rFonts w:ascii="Courier New" w:hAnsi="Courier New" w:cs="Courier New"/>
+        </w:rPr>
+        <w:t>loop</w:t>
+      </w:r>
+      <w:proofErr w:type="spellEnd"/>
+      <w:r>
+        <w:rPr>
+          <w:rFonts w:ascii="Courier New" w:hAnsi="Courier New" w:cs="Courier New"/>
+        </w:rPr>
+        <w:t>()</w:t>
+      </w:r>
+    </w:p>
+    <w:p>
+      <w:pPr>
+        <w:pStyle w:val="a3"/>
+        <w:rPr>
+          <w:rFonts w:ascii="Courier New" w:hAnsi="Courier New" w:cs="Courier New"/>
+        </w:rPr>
+      </w:pPr>
+      <w:r>
+        <w:rPr>
+          <w:rFonts w:ascii="Courier New" w:hAnsi="Courier New" w:cs="Courier New"/>
+        </w:rPr>
+        <w:t xml:space="preserve"> │</w:t>
+      </w:r>
+    </w:p>
+    <w:p>
+      <w:pPr>
+        <w:pStyle w:val="a3"/>
+        <w:rPr>
+          <w:rFonts w:ascii="Courier New" w:hAnsi="Courier New" w:cs="Courier New"/>
+        </w:rPr>
+      </w:pPr>
+      <w:r>
+        <w:rPr>
+          <w:rFonts w:ascii="Courier New" w:hAnsi="Courier New" w:cs="Courier New"/>
+        </w:rPr>
+        <w:t xml:space="preserve"> ├── </w:t>
+      </w:r>
+      <w:proofErr w:type="spellStart"/>
+      <w:r>
+        <w:rPr>
+          <w:rFonts w:ascii="Courier New" w:hAnsi="Courier New" w:cs="Courier New"/>
+        </w:rPr>
+        <w:t>encoder.update</w:t>
+      </w:r>
+      <w:proofErr w:type="spellEnd"/>
+      <w:r>
+        <w:rPr>
+          <w:rFonts w:ascii="Courier New" w:hAnsi="Courier New" w:cs="Courier New"/>
+        </w:rPr>
+        <w:t>()        ← выполняется на каждом проходе, без периода</w:t>
+      </w:r>
+    </w:p>
+    <w:p>
+      <w:pPr>
+        <w:pStyle w:val="a3"/>
+        <w:rPr>
+          <w:rFonts w:ascii="Courier New" w:hAnsi="Courier New" w:cs="Courier New"/>
+          <w:lang w:val="en-US"/>
+        </w:rPr>
+      </w:pPr>
+      <w:r>
+        <w:rPr>
+          <w:rFonts w:ascii="Courier New" w:hAnsi="Courier New" w:cs="Courier New"/>
+        </w:rPr>
+        <w:t xml:space="preserve"> </w:t>
+      </w:r>
+      <w:r>
+        <w:rPr>
+          <w:rFonts w:ascii="Courier New" w:hAnsi="Courier New" w:cs="Courier New"/>
+          <w:lang w:val="en-US"/>
+        </w:rPr>
+        <w:t>│</w:t>
+      </w:r>
+    </w:p>
+    <w:p>
+      <w:pPr>
+        <w:pStyle w:val="a3"/>
+        <w:rPr>
+          <w:rFonts w:ascii="Courier New" w:hAnsi="Courier New" w:cs="Courier New"/>
+          <w:lang w:val="en-US"/>
+        </w:rPr>
+      </w:pPr>
+      <w:r>
+        <w:rPr>
+          <w:rFonts w:ascii="Courier New" w:hAnsi="Courier New" w:cs="Courier New"/>
+          <w:lang w:val="en-US"/>
+        </w:rPr>
+        <w:t xml:space="preserve"> ├── </w:t>
+      </w:r>
+      <w:proofErr w:type="spellStart"/>
+      <w:proofErr w:type="gramStart"/>
+      <w:r>
+        <w:rPr>
+          <w:rFonts w:ascii="Courier New" w:hAnsi="Courier New" w:cs="Courier New"/>
+          <w:lang w:val="en-US"/>
+        </w:rPr>
+        <w:t>updateConfigure</w:t>
+      </w:r>
+      <w:proofErr w:type="spellEnd"/>
+      <w:r>
+        <w:rPr>
+          <w:rFonts w:ascii="Courier New" w:hAnsi="Courier New" w:cs="Courier New"/>
+          <w:lang w:val="en-US"/>
+        </w:rPr>
+        <w:t>()</w:t>
+      </w:r>
+      <w:proofErr w:type="gramEnd"/>
+    </w:p>
+    <w:p>
+      <w:pPr>
+        <w:pStyle w:val="a3"/>
+        <w:rPr>
+          <w:rFonts w:ascii="Courier New" w:hAnsi="Courier New" w:cs="Courier New"/>
+          <w:lang w:val="en-US"/>
+        </w:rPr>
+      </w:pPr>
+      <w:r>
+        <w:rPr>
+          <w:rFonts w:ascii="Courier New" w:hAnsi="Courier New" w:cs="Courier New"/>
+          <w:lang w:val="en-US"/>
+        </w:rPr>
+        <w:t xml:space="preserve"> │</w:t>
+      </w:r>
+    </w:p>
+    <w:p>
+      <w:pPr>
+        <w:pStyle w:val="a3"/>
+        <w:rPr>
+          <w:rFonts w:ascii="Courier New" w:hAnsi="Courier New" w:cs="Courier New"/>
+          <w:lang w:val="en-US"/>
+        </w:rPr>
+      </w:pPr>
+      <w:r>
+        <w:rPr>
+          <w:rFonts w:ascii="Courier New" w:hAnsi="Courier New" w:cs="Courier New"/>
+          <w:lang w:val="en-US"/>
+        </w:rPr>
+        <w:t xml:space="preserve"> ├── </w:t>
+      </w:r>
+      <w:proofErr w:type="gramStart"/>
+      <w:r>
+        <w:rPr>
+          <w:rFonts w:ascii="Courier New" w:hAnsi="Courier New" w:cs="Courier New"/>
+        </w:rPr>
+        <w:t>прошло</w:t>
+      </w:r>
+      <w:proofErr w:type="gramEnd"/>
+      <w:r>
+        <w:rPr>
+          <w:rFonts w:ascii="Courier New" w:hAnsi="Courier New" w:cs="Courier New"/>
+          <w:lang w:val="en-US"/>
+        </w:rPr>
+        <w:t xml:space="preserve"> CONTROL_PERIOD_MS (300 </w:t>
+      </w:r>
+      <w:proofErr w:type="spellStart"/>
+      <w:r>
+        <w:rPr>
+          <w:rFonts w:ascii="Courier New" w:hAnsi="Courier New" w:cs="Courier New"/>
+        </w:rPr>
+        <w:t>мс</w:t>
+      </w:r>
+      <w:proofErr w:type="spellEnd"/>
+      <w:r>
+        <w:rPr>
+          <w:rFonts w:ascii="Courier New" w:hAnsi="Courier New" w:cs="Courier New"/>
+          <w:lang w:val="en-US"/>
+        </w:rPr>
+        <w:t>)?</w:t>
+      </w:r>
+    </w:p>
+    <w:p>
+      <w:pPr>
+        <w:pStyle w:val="a3"/>
+        <w:rPr>
+          <w:rFonts w:ascii="Courier New" w:hAnsi="Courier New" w:cs="Courier New"/>
+          <w:lang w:val="en-US"/>
+        </w:rPr>
+      </w:pPr>
+      <w:r>
+        <w:rPr>
+          <w:rFonts w:ascii="Courier New" w:hAnsi="Courier New" w:cs="Courier New"/>
+          <w:lang w:val="en-US"/>
+        </w:rPr>
+        <w:t xml:space="preserve"> │      └── YES → </w:t>
+      </w:r>
+      <w:proofErr w:type="spellStart"/>
+      <w:proofErr w:type="gramStart"/>
+      <w:r>
+        <w:rPr>
+          <w:rFonts w:ascii="Courier New" w:hAnsi="Courier New" w:cs="Courier New"/>
+          <w:lang w:val="en-US"/>
+        </w:rPr>
+        <w:t>MotionController.update</w:t>
+      </w:r>
+      <w:proofErr w:type="spellEnd"/>
+      <w:r>
+        <w:rPr>
+          <w:rFonts w:ascii="Courier New" w:hAnsi="Courier New" w:cs="Courier New"/>
+          <w:lang w:val="en-US"/>
+        </w:rPr>
+        <w:t>(</w:t>
+      </w:r>
+      <w:proofErr w:type="gramEnd"/>
+      <w:r>
+        <w:rPr>
+          <w:rFonts w:ascii="Courier New" w:hAnsi="Courier New" w:cs="Courier New"/>
+          <w:lang w:val="en-US"/>
+        </w:rPr>
+        <w:t>)   (</w:t>
+      </w:r>
+      <w:r>
+        <w:rPr>
+          <w:rFonts w:ascii="Courier New" w:hAnsi="Courier New" w:cs="Courier New"/>
+        </w:rPr>
+        <w:t>разделы</w:t>
+      </w:r>
+      <w:r>
+        <w:rPr>
+          <w:rFonts w:ascii="Courier New" w:hAnsi="Courier New" w:cs="Courier New"/>
+          <w:lang w:val="en-US"/>
+        </w:rPr>
+        <w:t xml:space="preserve"> 6.2–9)</w:t>
+      </w:r>
+    </w:p>
+    <w:p>
+      <w:pPr>
+        <w:pStyle w:val="a3"/>
+        <w:rPr>
+          <w:rFonts w:ascii="Courier New" w:hAnsi="Courier New" w:cs="Courier New"/>
+          <w:lang w:val="en-US"/>
+        </w:rPr>
+      </w:pPr>
+      <w:r>
+        <w:rPr>
+          <w:rFonts w:ascii="Courier New" w:hAnsi="Courier New" w:cs="Courier New"/>
+          <w:lang w:val="en-US"/>
+        </w:rPr>
+        <w:t xml:space="preserve"> │</w:t>
+      </w:r>
+    </w:p>
+    <w:p>
+      <w:pPr>
+        <w:pStyle w:val="a3"/>
+        <w:rPr>
+          <w:rFonts w:ascii="Courier New" w:hAnsi="Courier New" w:cs="Courier New"/>
+        </w:rPr>
+      </w:pPr>
+      <w:r>
+        <w:rPr>
+          <w:rFonts w:ascii="Courier New" w:hAnsi="Courier New" w:cs="Courier New"/>
+          <w:lang w:val="en-US"/>
+        </w:rPr>
+        <w:t xml:space="preserve"> </w:t>
+      </w:r>
+      <w:r>
+        <w:rPr>
+          <w:rFonts w:ascii="Courier New" w:hAnsi="Courier New" w:cs="Courier New"/>
+        </w:rPr>
+        <w:t xml:space="preserve">└── </w:t>
+      </w:r>
+      <w:r>
+        <w:rPr>
+          <w:rFonts w:ascii="Courier New" w:hAnsi="Courier New" w:cs="Courier New"/>
+          <w:lang w:val="en-US"/>
+        </w:rPr>
+        <w:t>telemetry</w:t>
+      </w:r>
+      <w:r>
+        <w:rPr>
+          <w:rFonts w:ascii="Courier New" w:hAnsi="Courier New" w:cs="Courier New"/>
+        </w:rPr>
+        <w:t>.</w:t>
+      </w:r>
+      <w:r>
+        <w:rPr>
+          <w:rFonts w:ascii="Courier New" w:hAnsi="Courier New" w:cs="Courier New"/>
+          <w:lang w:val="en-US"/>
+        </w:rPr>
+        <w:t>update</w:t>
+      </w:r>
+      <w:r>
+        <w:rPr>
+          <w:rFonts w:ascii="Courier New" w:hAnsi="Courier New" w:cs="Courier New"/>
+        </w:rPr>
+        <w:t xml:space="preserve">()      ← </w:t>
+      </w:r>
+      <w:r>
+        <w:rPr>
+          <w:rFonts w:ascii="Courier New" w:hAnsi="Courier New" w:cs="Courier New"/>
+        </w:rPr>
+        <w:t>собственный</w:t>
+      </w:r>
+      <w:r>
+        <w:rPr>
+          <w:rFonts w:ascii="Courier New" w:hAnsi="Courier New" w:cs="Courier New"/>
+        </w:rPr>
+        <w:t xml:space="preserve"> </w:t>
+      </w:r>
+      <w:r>
+        <w:rPr>
+          <w:rFonts w:ascii="Courier New" w:hAnsi="Courier New" w:cs="Courier New"/>
+        </w:rPr>
+        <w:t>период</w:t>
+      </w:r>
+      <w:r>
+        <w:rPr>
+          <w:rFonts w:ascii="Courier New" w:hAnsi="Courier New" w:cs="Courier New"/>
+        </w:rPr>
+        <w:t xml:space="preserve">, </w:t>
+      </w:r>
+      <w:r>
+        <w:rPr>
+          <w:rFonts w:ascii="Courier New" w:hAnsi="Courier New" w:cs="Courier New"/>
+        </w:rPr>
+        <w:t>см</w:t>
+      </w:r>
+      <w:r>
+        <w:rPr>
+          <w:rFonts w:ascii="Courier New" w:hAnsi="Courier New" w:cs="Courier New"/>
+        </w:rPr>
+        <w:t xml:space="preserve">. </w:t>
+      </w:r>
+      <w:r>
+        <w:rPr>
+          <w:rFonts w:ascii="Courier New" w:hAnsi="Courier New" w:cs="Courier New"/>
+        </w:rPr>
+        <w:t>раздел</w:t>
+      </w:r>
+      <w:r>
+        <w:rPr>
+          <w:rFonts w:ascii="Courier New" w:hAnsi="Courier New" w:cs="Courier New"/>
+        </w:rPr>
+        <w:t xml:space="preserve"> 12</w:t>
+      </w:r>
+    </w:p>
+    <w:p>
+      <w:pPr>
+        <w:pStyle w:val="a3"/>
+        <w:rPr>
+          <w:rFonts w:ascii="Courier New" w:hAnsi="Courier New" w:cs="Courier New"/>
+        </w:rPr>
+      </w:pPr>
+      <w:r>
+        <w:rPr>
+          <w:rFonts w:ascii="Courier New" w:hAnsi="Courier New" w:cs="Courier New"/>
+        </w:rPr>
+        <w:t>```</w:t>
+      </w:r>
+    </w:p>
+    <w:p>
+      <w:pPr>
+        <w:pStyle w:val="a3"/>
+        <w:rPr>
+          <w:rFonts w:ascii="Courier New" w:hAnsi="Courier New" w:cs="Courier New"/>
+        </w:rPr>
+      </w:pPr>
+    </w:p>
+    <w:p>
+      <w:pPr>
+        <w:pStyle w:val="a3"/>
+        <w:rPr>
+          <w:rFonts w:ascii="Courier New" w:hAnsi="Courier New" w:cs="Courier New"/>
+        </w:rPr>
+      </w:pPr>
+      <w:r>
+        <w:rPr>
+          <w:rFonts w:ascii="Courier New" w:hAnsi="Courier New" w:cs="Courier New"/>
+        </w:rPr>
+        <w:t>Следствия для отладки:</w:t>
+      </w:r>
+    </w:p>
+    <w:p>
+      <w:pPr>
+        <w:pStyle w:val="a3"/>
+        <w:rPr>
+          <w:rFonts w:ascii="Courier New" w:hAnsi="Courier New" w:cs="Courier New"/>
+        </w:rPr>
+      </w:pPr>
+      <w:r>
+        <w:rPr>
+          <w:rFonts w:ascii="Courier New" w:hAnsi="Courier New" w:cs="Courier New"/>
+        </w:rPr>
         <w:lastRenderedPageBreak/>
-        <w:t>axis0.current_state == 8</w:t>
-      </w:r>
-      <w:r>
-        <w:t xml:space="preserve"> </w:t>
-      </w:r>
-      <w:proofErr w:type="gramStart"/>
-      <w:r>
-        <w:t>подтверждён</w:t>
-      </w:r>
-      <w:proofErr w:type="gramEnd"/>
-      <w:r>
-        <w:t xml:space="preserve"> фактическим ответом </w:t>
-      </w:r>
-      <w:proofErr w:type="spellStart"/>
-      <w:r>
-        <w:t>ODrive</w:t>
-      </w:r>
-      <w:proofErr w:type="spellEnd"/>
-      <w:r>
-        <w:t>.</w:t>
-      </w:r>
-    </w:p>
-    <w:p>
-      <w:pPr>
-        <w:pStyle w:val="isselectedend"/>
-      </w:pPr>
-      <w:r>
-        <w:t xml:space="preserve">После перехода в </w:t>
-      </w:r>
-      <w:proofErr w:type="spellStart"/>
-      <w:r>
-        <w:rPr>
-          <w:rStyle w:val="HTML"/>
-        </w:rPr>
-        <w:t>Done</w:t>
-      </w:r>
-      <w:proofErr w:type="spellEnd"/>
-      <w:r>
-        <w:t xml:space="preserve"> </w:t>
-      </w:r>
-      <w:proofErr w:type="spellStart"/>
-      <w:r>
-        <w:rPr>
-          <w:rStyle w:val="HTML"/>
-        </w:rPr>
-        <w:t>updateConfigure</w:t>
-      </w:r>
-      <w:proofErr w:type="spellEnd"/>
-      <w:r>
-        <w:rPr>
-          <w:rStyle w:val="HTML"/>
-        </w:rPr>
-        <w:t>()</w:t>
-      </w:r>
-      <w:r>
-        <w:t xml:space="preserve"> больше не выполняет конфигурацию.</w:t>
-      </w:r>
-    </w:p>
-    <w:p>
-      <w:pPr>
-        <w:pStyle w:val="isselectedend"/>
-      </w:pPr>
-      <w:r>
-        <w:t xml:space="preserve">Конфигурация каждого </w:t>
-      </w:r>
-      <w:proofErr w:type="spellStart"/>
-      <w:r>
-        <w:t>ODrive</w:t>
-      </w:r>
-      <w:proofErr w:type="spellEnd"/>
-      <w:r>
-        <w:t xml:space="preserve"> выполняется независимо. Ошибка или невозможность конфигурации одного </w:t>
-      </w:r>
-      <w:proofErr w:type="spellStart"/>
-      <w:r>
-        <w:t>ODrive</w:t>
-      </w:r>
-      <w:proofErr w:type="spellEnd"/>
-      <w:r>
-        <w:t xml:space="preserve"> не блокирует работу второго.</w:t>
-      </w:r>
-    </w:p>
-    <w:p>
-      <w:pPr>
-        <w:pStyle w:val="a6"/>
-      </w:pPr>
-      <w:proofErr w:type="spellStart"/>
-      <w:r>
-        <w:rPr>
-          <w:rStyle w:val="HTML"/>
-        </w:rPr>
-        <w:t>online</w:t>
-      </w:r>
-      <w:proofErr w:type="spellEnd"/>
-      <w:r>
-        <w:t xml:space="preserve"> является отдельным диагностическим состоянием связи с </w:t>
-      </w:r>
-      <w:proofErr w:type="spellStart"/>
-      <w:r>
-        <w:t>ODrive</w:t>
-      </w:r>
-      <w:proofErr w:type="spellEnd"/>
-      <w:r>
-        <w:t xml:space="preserve"> и не является заменой подтверждения </w:t>
-      </w:r>
-      <w:r>
-        <w:rPr>
-          <w:rStyle w:val="HTML"/>
-        </w:rPr>
-        <w:t>CLOSED_LOOP_CONTROL</w:t>
-      </w:r>
-      <w:r>
-        <w:t>.</w:t>
-      </w:r>
-    </w:p>
-    <w:p>
-      <w:pPr>
-        <w:pStyle w:val="a3"/>
-        <w:rPr>
-          <w:rFonts w:ascii="Courier New" w:hAnsi="Courier New" w:cs="Courier New"/>
-        </w:rPr>
-      </w:pPr>
-    </w:p>
-    <w:p>
-      <w:pPr>
-        <w:pStyle w:val="a3"/>
-        <w:rPr>
-          <w:rFonts w:ascii="Courier New" w:hAnsi="Courier New" w:cs="Courier New"/>
-        </w:rPr>
-      </w:pPr>
-      <w:r>
-        <w:rPr>
-          <w:rFonts w:ascii="Courier New" w:hAnsi="Courier New" w:cs="Courier New"/>
-        </w:rPr>
-        <w:t>Параметр *</w:t>
-      </w:r>
-      <w:proofErr w:type="spellStart"/>
-      <w:r>
-        <w:rPr>
-          <w:rFonts w:ascii="Courier New" w:hAnsi="Courier New" w:cs="Courier New"/>
-        </w:rPr>
-        <w:t>Circular</w:t>
-      </w:r>
-      <w:proofErr w:type="spellEnd"/>
-      <w:r>
-        <w:rPr>
-          <w:rFonts w:ascii="Courier New" w:hAnsi="Courier New" w:cs="Courier New"/>
-        </w:rPr>
-        <w:t xml:space="preserve"> </w:t>
-      </w:r>
-      <w:proofErr w:type="spellStart"/>
-      <w:r>
-        <w:rPr>
-          <w:rFonts w:ascii="Courier New" w:hAnsi="Courier New" w:cs="Courier New"/>
-        </w:rPr>
-        <w:t>Position</w:t>
-      </w:r>
-      <w:proofErr w:type="spellEnd"/>
-      <w:r>
-        <w:rPr>
-          <w:rFonts w:ascii="Courier New" w:hAnsi="Courier New" w:cs="Courier New"/>
-        </w:rPr>
-        <w:t xml:space="preserve"> </w:t>
-      </w:r>
-      <w:proofErr w:type="spellStart"/>
-      <w:r>
-        <w:rPr>
-          <w:rFonts w:ascii="Courier New" w:hAnsi="Courier New" w:cs="Courier New"/>
-        </w:rPr>
-        <w:t>Control</w:t>
-      </w:r>
-      <w:proofErr w:type="spellEnd"/>
-      <w:r>
-        <w:rPr>
-          <w:rFonts w:ascii="Courier New" w:hAnsi="Courier New" w:cs="Courier New"/>
-        </w:rPr>
-        <w:t>* по-прежнему нигде в коде не</w:t>
-      </w:r>
-    </w:p>
-    <w:p>
-      <w:pPr>
-        <w:pStyle w:val="a3"/>
-        <w:rPr>
-          <w:rFonts w:ascii="Courier New" w:hAnsi="Courier New" w:cs="Courier New"/>
-        </w:rPr>
-      </w:pPr>
-      <w:r>
-        <w:rPr>
-          <w:rFonts w:ascii="Courier New" w:hAnsi="Courier New" w:cs="Courier New"/>
-        </w:rPr>
-        <w:t>устанавливается и не проверяется — его состояние определяется исключительно</w:t>
-      </w:r>
-    </w:p>
-    <w:p>
-      <w:pPr>
-        <w:pStyle w:val="a3"/>
-        <w:rPr>
-          <w:rFonts w:ascii="Courier New" w:hAnsi="Courier New" w:cs="Courier New"/>
-        </w:rPr>
-      </w:pPr>
-      <w:r>
-        <w:rPr>
-          <w:rFonts w:ascii="Courier New" w:hAnsi="Courier New" w:cs="Courier New"/>
-        </w:rPr>
-        <w:t xml:space="preserve">тем, что сохранено в </w:t>
-      </w:r>
-      <w:proofErr w:type="spellStart"/>
-      <w:r>
-        <w:rPr>
-          <w:rFonts w:ascii="Courier New" w:hAnsi="Courier New" w:cs="Courier New"/>
-        </w:rPr>
-        <w:t>ODrive</w:t>
-      </w:r>
-      <w:proofErr w:type="spellEnd"/>
-      <w:r>
-        <w:rPr>
-          <w:rFonts w:ascii="Courier New" w:hAnsi="Courier New" w:cs="Courier New"/>
-        </w:rPr>
-        <w:t>.</w:t>
-      </w:r>
-    </w:p>
-    <w:p>
-      <w:pPr>
-        <w:pStyle w:val="a3"/>
-        <w:rPr>
-          <w:rFonts w:ascii="Courier New" w:hAnsi="Courier New" w:cs="Courier New"/>
-        </w:rPr>
-      </w:pPr>
-    </w:p>
-    <w:p>
-      <w:pPr>
-        <w:pStyle w:val="a3"/>
-        <w:rPr>
-          <w:rFonts w:ascii="Courier New" w:hAnsi="Courier New" w:cs="Courier New"/>
-        </w:rPr>
-      </w:pPr>
-      <w:r>
-        <w:rPr>
-          <w:rFonts w:ascii="Courier New" w:hAnsi="Courier New" w:cs="Courier New"/>
-        </w:rPr>
-        <w:t xml:space="preserve">При отладке в первую очередь стоит проверить: </w:t>
-      </w:r>
-    </w:p>
-    <w:p>
-      <w:pPr>
-        <w:pStyle w:val="a3"/>
-        <w:rPr>
-          <w:rFonts w:ascii="Courier New" w:hAnsi="Courier New" w:cs="Courier New"/>
-        </w:rPr>
-      </w:pPr>
-      <w:r>
-        <w:rPr>
-          <w:rFonts w:ascii="Courier New" w:hAnsi="Courier New" w:cs="Courier New"/>
-        </w:rPr>
-        <w:t xml:space="preserve">(1) </w:t>
-      </w:r>
-      <w:r>
-        <w:t xml:space="preserve">фактическое значение axis0.current_state — конфигурация применяется только после подтверждения </w:t>
-      </w:r>
-      <w:proofErr w:type="spellStart"/>
-      <w:r>
-        <w:t>current_state</w:t>
-      </w:r>
-      <w:proofErr w:type="spellEnd"/>
-      <w:r>
-        <w:t xml:space="preserve"> == 1 (IDLE);</w:t>
-      </w:r>
-      <w:r>
-        <w:rPr>
-          <w:rFonts w:ascii="Courier New" w:hAnsi="Courier New" w:cs="Courier New"/>
-        </w:rPr>
-        <w:t xml:space="preserve"> </w:t>
-      </w:r>
-    </w:p>
-    <w:p>
-      <w:pPr>
-        <w:pStyle w:val="a3"/>
-        <w:rPr>
-          <w:rFonts w:ascii="Courier New" w:hAnsi="Courier New" w:cs="Courier New"/>
-        </w:rPr>
-      </w:pPr>
-      <w:r>
-        <w:rPr>
-          <w:rFonts w:ascii="Courier New" w:hAnsi="Courier New" w:cs="Courier New"/>
-        </w:rPr>
-        <w:t xml:space="preserve">(2) фактические значения параметров на самих </w:t>
-      </w:r>
-      <w:proofErr w:type="spellStart"/>
-      <w:r>
-        <w:rPr>
-          <w:rFonts w:ascii="Courier New" w:hAnsi="Courier New" w:cs="Courier New"/>
-        </w:rPr>
-        <w:t>ODrive</w:t>
-      </w:r>
-      <w:proofErr w:type="spellEnd"/>
-      <w:r>
-        <w:rPr>
-          <w:rFonts w:ascii="Courier New" w:hAnsi="Courier New" w:cs="Courier New"/>
-        </w:rPr>
-        <w:t>,</w:t>
-      </w:r>
-    </w:p>
-    <w:p>
-      <w:pPr>
-        <w:pStyle w:val="a3"/>
-        <w:rPr>
-          <w:rFonts w:ascii="Courier New" w:hAnsi="Courier New" w:cs="Courier New"/>
-        </w:rPr>
-      </w:pPr>
-      <w:r>
-        <w:rPr>
-          <w:rFonts w:ascii="Courier New" w:hAnsi="Courier New" w:cs="Courier New"/>
-        </w:rPr>
-        <w:t>если есть сомнения, что `</w:t>
-      </w:r>
-      <w:proofErr w:type="spellStart"/>
-      <w:r>
-        <w:rPr>
-          <w:rFonts w:ascii="Courier New" w:hAnsi="Courier New" w:cs="Courier New"/>
-        </w:rPr>
-        <w:t>updateConfigure</w:t>
-      </w:r>
-      <w:proofErr w:type="spellEnd"/>
-      <w:r>
-        <w:rPr>
-          <w:rFonts w:ascii="Courier New" w:hAnsi="Courier New" w:cs="Courier New"/>
-        </w:rPr>
-        <w:t>()` отработал.</w:t>
-      </w:r>
-    </w:p>
-    <w:p>
-      <w:pPr>
-        <w:pStyle w:val="a3"/>
-        <w:rPr>
-          <w:rFonts w:ascii="Courier New" w:hAnsi="Courier New" w:cs="Courier New"/>
-        </w:rPr>
-      </w:pPr>
-    </w:p>
-    <w:p>
-      <w:pPr>
-        <w:pStyle w:val="a3"/>
-        <w:rPr>
-          <w:rFonts w:ascii="Courier New" w:hAnsi="Courier New" w:cs="Courier New"/>
-        </w:rPr>
-      </w:pPr>
-      <w:r>
-        <w:t xml:space="preserve">Параметры `axis0.trap_traj.config.vel_limit`, `axis0.trap_traj.config.accel_limit` и `axis0.trap_traj.config.decel_limit` являются обязательной частью конфигурации </w:t>
-      </w:r>
-      <w:proofErr w:type="spellStart"/>
-      <w:r>
-        <w:t>ODrive</w:t>
-      </w:r>
-      <w:proofErr w:type="spellEnd"/>
-      <w:r>
-        <w:t xml:space="preserve"> и явно устанавливаются при каждом выполнении `</w:t>
-      </w:r>
-      <w:proofErr w:type="spellStart"/>
-      <w:r>
-        <w:t>sendConfigCommands</w:t>
-      </w:r>
-      <w:proofErr w:type="spellEnd"/>
-      <w:r>
-        <w:t xml:space="preserve">()`. Эти параметры сохраняются в конфигурации </w:t>
-      </w:r>
-      <w:proofErr w:type="spellStart"/>
-      <w:r>
-        <w:t>ODrive</w:t>
-      </w:r>
-      <w:proofErr w:type="spellEnd"/>
-      <w:r>
-        <w:t xml:space="preserve"> для последующего использования </w:t>
-      </w:r>
-      <w:proofErr w:type="spellStart"/>
-      <w:r>
-        <w:t>Trap</w:t>
-      </w:r>
-      <w:proofErr w:type="spellEnd"/>
-      <w:r>
-        <w:t xml:space="preserve"> </w:t>
-      </w:r>
-      <w:proofErr w:type="spellStart"/>
-      <w:r>
-        <w:t>Trajectory</w:t>
-      </w:r>
-      <w:proofErr w:type="spellEnd"/>
-      <w:r>
-        <w:t xml:space="preserve">. При этом текущая архитектура управления намеренно не делает на данном этапе отдельного вывода о том, что </w:t>
-      </w:r>
-      <w:proofErr w:type="spellStart"/>
-      <w:r>
-        <w:t>Trap</w:t>
-      </w:r>
-      <w:proofErr w:type="spellEnd"/>
-      <w:r>
-        <w:t xml:space="preserve"> </w:t>
-      </w:r>
-      <w:proofErr w:type="spellStart"/>
-      <w:r>
-        <w:t>Trajectory</w:t>
-      </w:r>
-      <w:proofErr w:type="spellEnd"/>
-      <w:r>
-        <w:t xml:space="preserve"> фактически участвует в формировании движения. В текущей реализации приоритетом является получение стабильного базового управления мотором. </w:t>
-      </w:r>
-      <w:proofErr w:type="gramStart"/>
-      <w:r>
-        <w:t>Текущие</w:t>
-      </w:r>
-      <w:r>
-        <w:rPr>
-          <w:lang w:val="en-US"/>
-        </w:rPr>
-        <w:t xml:space="preserve">: </w:t>
-      </w:r>
-      <w:proofErr w:type="spellStart"/>
-      <w:r>
-        <w:rPr>
-          <w:lang w:val="en-US"/>
-        </w:rPr>
-        <w:t>control_mode</w:t>
-      </w:r>
-      <w:proofErr w:type="spellEnd"/>
-      <w:r>
-        <w:rPr>
-          <w:lang w:val="en-US"/>
-        </w:rPr>
-        <w:t xml:space="preserve"> = 3 (POSITION_CONTROL) </w:t>
-      </w:r>
-      <w:proofErr w:type="spellStart"/>
-      <w:r>
-        <w:rPr>
-          <w:lang w:val="en-US"/>
-        </w:rPr>
-        <w:t>input_mode</w:t>
-      </w:r>
-      <w:proofErr w:type="spellEnd"/>
-      <w:r>
-        <w:rPr>
-          <w:lang w:val="en-US"/>
-        </w:rPr>
-        <w:t xml:space="preserve"> = 2 (PASSTHROUGH) </w:t>
-      </w:r>
-      <w:r>
-        <w:t>сохраняются</w:t>
-      </w:r>
-      <w:r>
-        <w:rPr>
-          <w:lang w:val="en-US"/>
-        </w:rPr>
-        <w:t xml:space="preserve"> </w:t>
-      </w:r>
-      <w:r>
-        <w:t>без</w:t>
-      </w:r>
-      <w:r>
-        <w:rPr>
-          <w:lang w:val="en-US"/>
-        </w:rPr>
-        <w:t xml:space="preserve"> </w:t>
-      </w:r>
-      <w:r>
-        <w:t>изменения</w:t>
-      </w:r>
-      <w:r>
-        <w:rPr>
-          <w:lang w:val="en-US"/>
-        </w:rPr>
-        <w:t>.</w:t>
-      </w:r>
-      <w:proofErr w:type="gramEnd"/>
-      <w:r>
-        <w:rPr>
-          <w:lang w:val="en-US"/>
-        </w:rPr>
-        <w:t xml:space="preserve"> </w:t>
-      </w:r>
-      <w:r>
-        <w:t xml:space="preserve">Таким образом, в конфигурации </w:t>
-      </w:r>
-      <w:proofErr w:type="spellStart"/>
-      <w:r>
-        <w:t>ODrive</w:t>
-      </w:r>
-      <w:proofErr w:type="spellEnd"/>
-      <w:r>
-        <w:t xml:space="preserve"> параметры </w:t>
-      </w:r>
-      <w:proofErr w:type="spellStart"/>
-      <w:r>
-        <w:t>Trap</w:t>
-      </w:r>
-      <w:proofErr w:type="spellEnd"/>
-      <w:r>
-        <w:t xml:space="preserve"> </w:t>
-      </w:r>
-      <w:proofErr w:type="spellStart"/>
-      <w:r>
-        <w:t>Trajectory</w:t>
-      </w:r>
-      <w:proofErr w:type="spellEnd"/>
-      <w:r>
-        <w:t xml:space="preserve"> присутствуют и готовы к использованию, однако вопрос фактического применения траектории сглаживания к командам движения является отдельным вопросом следующего этапа разработки. На текущем этапе изменение `</w:t>
-      </w:r>
-      <w:proofErr w:type="spellStart"/>
-      <w:r>
-        <w:t>input_mode</w:t>
-      </w:r>
-      <w:proofErr w:type="spellEnd"/>
-      <w:r>
-        <w:t xml:space="preserve">` или алгоритма подачи позиции только ради включения </w:t>
-      </w:r>
-      <w:proofErr w:type="spellStart"/>
-      <w:r>
-        <w:t>Trap</w:t>
-      </w:r>
-      <w:proofErr w:type="spellEnd"/>
-      <w:r>
-        <w:t xml:space="preserve"> </w:t>
-      </w:r>
-      <w:proofErr w:type="spellStart"/>
-      <w:r>
-        <w:t>Trajectory</w:t>
-      </w:r>
-      <w:proofErr w:type="spellEnd"/>
-      <w:r>
-        <w:t xml:space="preserve"> НЕ выполняется.</w:t>
-      </w:r>
-    </w:p>
-    <w:p>
-      <w:pPr>
-        <w:pStyle w:val="a3"/>
-        <w:rPr>
-          <w:rFonts w:ascii="Courier New" w:hAnsi="Courier New" w:cs="Courier New"/>
-        </w:rPr>
-      </w:pPr>
-    </w:p>
-    <w:p>
-      <w:pPr>
-        <w:pStyle w:val="a3"/>
-        <w:rPr>
-          <w:rFonts w:ascii="Courier New" w:hAnsi="Courier New" w:cs="Courier New"/>
-        </w:rPr>
-      </w:pPr>
-      <w:r>
-        <w:rPr>
-          <w:rFonts w:ascii="Courier New" w:hAnsi="Courier New" w:cs="Courier New"/>
-        </w:rPr>
-        <w:t>---</w:t>
-      </w:r>
-    </w:p>
-    <w:p>
-      <w:pPr>
-        <w:pStyle w:val="a3"/>
-        <w:rPr>
-          <w:rFonts w:ascii="Courier New" w:hAnsi="Courier New" w:cs="Courier New"/>
-        </w:rPr>
-      </w:pPr>
-    </w:p>
-    <w:p>
-      <w:pPr>
-        <w:pStyle w:val="a3"/>
-        <w:rPr>
-          <w:rFonts w:ascii="Courier New" w:hAnsi="Courier New" w:cs="Courier New"/>
-        </w:rPr>
-      </w:pPr>
-      <w:r>
-        <w:rPr>
-          <w:rFonts w:ascii="Courier New" w:hAnsi="Courier New" w:cs="Courier New"/>
-        </w:rPr>
-        <w:t>## 11. Цикл `</w:t>
+        <w:t>- AS5600 и накопленный угол обновляются **постоянно** (каждый проход `</w:t>
       </w:r>
       <w:proofErr w:type="spellStart"/>
       <w:r>
@@ -12986,466 +13649,6 @@
         <w:rPr>
           <w:rFonts w:ascii="Courier New" w:hAnsi="Courier New" w:cs="Courier New"/>
         </w:rPr>
-        <w:t xml:space="preserve">()` и </w:t>
-      </w:r>
-      <w:proofErr w:type="spellStart"/>
-      <w:r>
-        <w:rPr>
-          <w:rFonts w:ascii="Courier New" w:hAnsi="Courier New" w:cs="Courier New"/>
-        </w:rPr>
-        <w:t>тайминги</w:t>
-      </w:r>
-      <w:proofErr w:type="spellEnd"/>
-    </w:p>
-    <w:p>
-      <w:pPr>
-        <w:pStyle w:val="a3"/>
-        <w:rPr>
-          <w:rFonts w:ascii="Courier New" w:hAnsi="Courier New" w:cs="Courier New"/>
-        </w:rPr>
-      </w:pPr>
-    </w:p>
-    <w:p>
-      <w:pPr>
-        <w:pStyle w:val="a3"/>
-        <w:rPr>
-          <w:rFonts w:ascii="Courier New" w:hAnsi="Courier New" w:cs="Courier New"/>
-        </w:rPr>
-      </w:pPr>
-      <w:r>
-        <w:rPr>
-          <w:rFonts w:ascii="Courier New" w:hAnsi="Courier New" w:cs="Courier New"/>
-        </w:rPr>
-        <w:t>```</w:t>
-      </w:r>
-    </w:p>
-    <w:p>
-      <w:pPr>
-        <w:pStyle w:val="a3"/>
-        <w:rPr>
-          <w:rFonts w:ascii="Courier New" w:hAnsi="Courier New" w:cs="Courier New"/>
-        </w:rPr>
-      </w:pPr>
-      <w:proofErr w:type="spellStart"/>
-      <w:r>
-        <w:rPr>
-          <w:rFonts w:ascii="Courier New" w:hAnsi="Courier New" w:cs="Courier New"/>
-        </w:rPr>
-        <w:t>loop</w:t>
-      </w:r>
-      <w:proofErr w:type="spellEnd"/>
-      <w:r>
-        <w:rPr>
-          <w:rFonts w:ascii="Courier New" w:hAnsi="Courier New" w:cs="Courier New"/>
-        </w:rPr>
-        <w:t>()</w:t>
-      </w:r>
-    </w:p>
-    <w:p>
-      <w:pPr>
-        <w:pStyle w:val="a3"/>
-        <w:rPr>
-          <w:rFonts w:ascii="Courier New" w:hAnsi="Courier New" w:cs="Courier New"/>
-        </w:rPr>
-      </w:pPr>
-      <w:r>
-        <w:rPr>
-          <w:rFonts w:ascii="Courier New" w:hAnsi="Courier New" w:cs="Courier New"/>
-        </w:rPr>
-        <w:t xml:space="preserve"> │</w:t>
-      </w:r>
-    </w:p>
-    <w:p>
-      <w:pPr>
-        <w:pStyle w:val="a3"/>
-        <w:rPr>
-          <w:rFonts w:ascii="Courier New" w:hAnsi="Courier New" w:cs="Courier New"/>
-        </w:rPr>
-      </w:pPr>
-      <w:r>
-        <w:rPr>
-          <w:rFonts w:ascii="Courier New" w:hAnsi="Courier New" w:cs="Courier New"/>
-        </w:rPr>
-        <w:t xml:space="preserve"> ├── </w:t>
-      </w:r>
-      <w:proofErr w:type="spellStart"/>
-      <w:r>
-        <w:rPr>
-          <w:rFonts w:ascii="Courier New" w:hAnsi="Courier New" w:cs="Courier New"/>
-        </w:rPr>
-        <w:t>encoder.update</w:t>
-      </w:r>
-      <w:proofErr w:type="spellEnd"/>
-      <w:r>
-        <w:rPr>
-          <w:rFonts w:ascii="Courier New" w:hAnsi="Courier New" w:cs="Courier New"/>
-        </w:rPr>
-        <w:t>()        ← выполняется на каждом проходе, без периода</w:t>
-      </w:r>
-    </w:p>
-    <w:p>
-      <w:pPr>
-        <w:pStyle w:val="a3"/>
-        <w:rPr>
-          <w:rFonts w:ascii="Courier New" w:hAnsi="Courier New" w:cs="Courier New"/>
-          <w:lang w:val="en-US"/>
-        </w:rPr>
-      </w:pPr>
-      <w:r>
-        <w:rPr>
-          <w:rFonts w:ascii="Courier New" w:hAnsi="Courier New" w:cs="Courier New"/>
-        </w:rPr>
-        <w:t xml:space="preserve"> </w:t>
-      </w:r>
-      <w:r>
-        <w:rPr>
-          <w:rFonts w:ascii="Courier New" w:hAnsi="Courier New" w:cs="Courier New"/>
-          <w:lang w:val="en-US"/>
-        </w:rPr>
-        <w:t>│</w:t>
-      </w:r>
-    </w:p>
-    <w:p>
-      <w:pPr>
-        <w:pStyle w:val="a3"/>
-        <w:rPr>
-          <w:rFonts w:ascii="Courier New" w:hAnsi="Courier New" w:cs="Courier New"/>
-          <w:lang w:val="en-US"/>
-        </w:rPr>
-      </w:pPr>
-      <w:r>
-        <w:rPr>
-          <w:rFonts w:ascii="Courier New" w:hAnsi="Courier New" w:cs="Courier New"/>
-          <w:lang w:val="en-US"/>
-        </w:rPr>
-        <w:t xml:space="preserve"> ├── </w:t>
-      </w:r>
-      <w:proofErr w:type="spellStart"/>
-      <w:proofErr w:type="gramStart"/>
-      <w:r>
-        <w:rPr>
-          <w:rFonts w:ascii="Courier New" w:hAnsi="Courier New" w:cs="Courier New"/>
-          <w:lang w:val="en-US"/>
-        </w:rPr>
-        <w:t>updateConfigure</w:t>
-      </w:r>
-      <w:proofErr w:type="spellEnd"/>
-      <w:r>
-        <w:rPr>
-          <w:rFonts w:ascii="Courier New" w:hAnsi="Courier New" w:cs="Courier New"/>
-          <w:lang w:val="en-US"/>
-        </w:rPr>
-        <w:t>()</w:t>
-      </w:r>
-      <w:proofErr w:type="gramEnd"/>
-    </w:p>
-    <w:p>
-      <w:pPr>
-        <w:pStyle w:val="a3"/>
-        <w:rPr>
-          <w:rFonts w:ascii="Courier New" w:hAnsi="Courier New" w:cs="Courier New"/>
-          <w:lang w:val="en-US"/>
-        </w:rPr>
-      </w:pPr>
-      <w:r>
-        <w:rPr>
-          <w:rFonts w:ascii="Courier New" w:hAnsi="Courier New" w:cs="Courier New"/>
-          <w:lang w:val="en-US"/>
-        </w:rPr>
-        <w:t xml:space="preserve"> │</w:t>
-      </w:r>
-    </w:p>
-    <w:p>
-      <w:pPr>
-        <w:pStyle w:val="a3"/>
-        <w:rPr>
-          <w:rFonts w:ascii="Courier New" w:hAnsi="Courier New" w:cs="Courier New"/>
-          <w:lang w:val="en-US"/>
-        </w:rPr>
-      </w:pPr>
-      <w:r>
-        <w:rPr>
-          <w:rFonts w:ascii="Courier New" w:hAnsi="Courier New" w:cs="Courier New"/>
-          <w:lang w:val="en-US"/>
-        </w:rPr>
-        <w:t xml:space="preserve"> ├── </w:t>
-      </w:r>
-      <w:proofErr w:type="gramStart"/>
-      <w:r>
-        <w:rPr>
-          <w:rFonts w:ascii="Courier New" w:hAnsi="Courier New" w:cs="Courier New"/>
-        </w:rPr>
-        <w:t>прошло</w:t>
-      </w:r>
-      <w:proofErr w:type="gramEnd"/>
-      <w:r>
-        <w:rPr>
-          <w:rFonts w:ascii="Courier New" w:hAnsi="Courier New" w:cs="Courier New"/>
-          <w:lang w:val="en-US"/>
-        </w:rPr>
-        <w:t xml:space="preserve"> CONTROL_PERIOD_MS (300 </w:t>
-      </w:r>
-      <w:proofErr w:type="spellStart"/>
-      <w:r>
-        <w:rPr>
-          <w:rFonts w:ascii="Courier New" w:hAnsi="Courier New" w:cs="Courier New"/>
-        </w:rPr>
-        <w:t>мс</w:t>
-      </w:r>
-      <w:proofErr w:type="spellEnd"/>
-      <w:r>
-        <w:rPr>
-          <w:rFonts w:ascii="Courier New" w:hAnsi="Courier New" w:cs="Courier New"/>
-          <w:lang w:val="en-US"/>
-        </w:rPr>
-        <w:t>)?</w:t>
-      </w:r>
-    </w:p>
-    <w:p>
-      <w:pPr>
-        <w:pStyle w:val="a3"/>
-        <w:rPr>
-          <w:rFonts w:ascii="Courier New" w:hAnsi="Courier New" w:cs="Courier New"/>
-          <w:lang w:val="en-US"/>
-        </w:rPr>
-      </w:pPr>
-      <w:r>
-        <w:rPr>
-          <w:rFonts w:ascii="Courier New" w:hAnsi="Courier New" w:cs="Courier New"/>
-          <w:lang w:val="en-US"/>
-        </w:rPr>
-        <w:t xml:space="preserve"> │      └── YES → </w:t>
-      </w:r>
-      <w:proofErr w:type="spellStart"/>
-      <w:proofErr w:type="gramStart"/>
-      <w:r>
-        <w:rPr>
-          <w:rFonts w:ascii="Courier New" w:hAnsi="Courier New" w:cs="Courier New"/>
-          <w:lang w:val="en-US"/>
-        </w:rPr>
-        <w:t>MotionController.update</w:t>
-      </w:r>
-      <w:proofErr w:type="spellEnd"/>
-      <w:r>
-        <w:rPr>
-          <w:rFonts w:ascii="Courier New" w:hAnsi="Courier New" w:cs="Courier New"/>
-          <w:lang w:val="en-US"/>
-        </w:rPr>
-        <w:t>(</w:t>
-      </w:r>
-      <w:proofErr w:type="gramEnd"/>
-      <w:r>
-        <w:rPr>
-          <w:rFonts w:ascii="Courier New" w:hAnsi="Courier New" w:cs="Courier New"/>
-          <w:lang w:val="en-US"/>
-        </w:rPr>
-        <w:t>)   (</w:t>
-      </w:r>
-      <w:r>
-        <w:rPr>
-          <w:rFonts w:ascii="Courier New" w:hAnsi="Courier New" w:cs="Courier New"/>
-        </w:rPr>
-        <w:t>разделы</w:t>
-      </w:r>
-      <w:r>
-        <w:rPr>
-          <w:rFonts w:ascii="Courier New" w:hAnsi="Courier New" w:cs="Courier New"/>
-          <w:lang w:val="en-US"/>
-        </w:rPr>
-        <w:t xml:space="preserve"> 6.2–9)</w:t>
-      </w:r>
-    </w:p>
-    <w:p>
-      <w:pPr>
-        <w:pStyle w:val="a3"/>
-        <w:rPr>
-          <w:rFonts w:ascii="Courier New" w:hAnsi="Courier New" w:cs="Courier New"/>
-          <w:lang w:val="en-US"/>
-        </w:rPr>
-      </w:pPr>
-      <w:r>
-        <w:rPr>
-          <w:rFonts w:ascii="Courier New" w:hAnsi="Courier New" w:cs="Courier New"/>
-          <w:lang w:val="en-US"/>
-        </w:rPr>
-        <w:t xml:space="preserve"> │</w:t>
-      </w:r>
-    </w:p>
-    <w:p>
-      <w:pPr>
-        <w:pStyle w:val="a3"/>
-        <w:rPr>
-          <w:rFonts w:ascii="Courier New" w:hAnsi="Courier New" w:cs="Courier New"/>
-          <w:lang w:val="en-US"/>
-        </w:rPr>
-      </w:pPr>
-      <w:r>
-        <w:rPr>
-          <w:rFonts w:ascii="Courier New" w:hAnsi="Courier New" w:cs="Courier New"/>
-          <w:lang w:val="en-US"/>
-        </w:rPr>
-        <w:t xml:space="preserve"> </w:t>
-      </w:r>
-      <w:r>
-        <w:rPr>
-          <w:rFonts w:ascii="Courier New" w:hAnsi="Courier New" w:cs="Courier New"/>
-          <w:lang w:val="en-US"/>
-        </w:rPr>
-        <w:t xml:space="preserve">└── </w:t>
-      </w:r>
-      <w:proofErr w:type="spellStart"/>
-      <w:proofErr w:type="gramStart"/>
-      <w:r>
-        <w:rPr>
-          <w:rFonts w:ascii="Courier New" w:hAnsi="Courier New" w:cs="Courier New"/>
-          <w:lang w:val="en-US"/>
-        </w:rPr>
-        <w:t>telemetry</w:t>
-      </w:r>
-      <w:r>
-        <w:rPr>
-          <w:rFonts w:ascii="Courier New" w:hAnsi="Courier New" w:cs="Courier New"/>
-          <w:lang w:val="en-US"/>
-        </w:rPr>
-        <w:t>.</w:t>
-      </w:r>
-      <w:r>
-        <w:rPr>
-          <w:rFonts w:ascii="Courier New" w:hAnsi="Courier New" w:cs="Courier New"/>
-          <w:lang w:val="en-US"/>
-        </w:rPr>
-        <w:t>update</w:t>
-      </w:r>
-      <w:proofErr w:type="spellEnd"/>
-      <w:r>
-        <w:rPr>
-          <w:rFonts w:ascii="Courier New" w:hAnsi="Courier New" w:cs="Courier New"/>
-          <w:lang w:val="en-US"/>
-        </w:rPr>
-        <w:t>(</w:t>
-      </w:r>
-      <w:proofErr w:type="gramEnd"/>
-      <w:r>
-        <w:rPr>
-          <w:rFonts w:ascii="Courier New" w:hAnsi="Courier New" w:cs="Courier New"/>
-          <w:lang w:val="en-US"/>
-        </w:rPr>
-        <w:t xml:space="preserve">)      ← </w:t>
-      </w:r>
-      <w:r>
-        <w:rPr>
-          <w:rFonts w:ascii="Courier New" w:hAnsi="Courier New" w:cs="Courier New"/>
-        </w:rPr>
-        <w:t>собственный</w:t>
-      </w:r>
-      <w:r>
-        <w:rPr>
-          <w:rFonts w:ascii="Courier New" w:hAnsi="Courier New" w:cs="Courier New"/>
-          <w:lang w:val="en-US"/>
-        </w:rPr>
-        <w:t xml:space="preserve"> </w:t>
-      </w:r>
-      <w:r>
-        <w:rPr>
-          <w:rFonts w:ascii="Courier New" w:hAnsi="Courier New" w:cs="Courier New"/>
-        </w:rPr>
-        <w:t>период</w:t>
-      </w:r>
-      <w:r>
-        <w:rPr>
-          <w:rFonts w:ascii="Courier New" w:hAnsi="Courier New" w:cs="Courier New"/>
-          <w:lang w:val="en-US"/>
-        </w:rPr>
-        <w:t xml:space="preserve">, </w:t>
-      </w:r>
-      <w:r>
-        <w:rPr>
-          <w:rFonts w:ascii="Courier New" w:hAnsi="Courier New" w:cs="Courier New"/>
-        </w:rPr>
-        <w:t>см</w:t>
-      </w:r>
-      <w:r>
-        <w:rPr>
-          <w:rFonts w:ascii="Courier New" w:hAnsi="Courier New" w:cs="Courier New"/>
-          <w:lang w:val="en-US"/>
-        </w:rPr>
-        <w:t xml:space="preserve">. </w:t>
-      </w:r>
-      <w:r>
-        <w:rPr>
-          <w:rFonts w:ascii="Courier New" w:hAnsi="Courier New" w:cs="Courier New"/>
-        </w:rPr>
-        <w:t>раздел</w:t>
-      </w:r>
-      <w:r>
-        <w:rPr>
-          <w:rFonts w:ascii="Courier New" w:hAnsi="Courier New" w:cs="Courier New"/>
-          <w:lang w:val="en-US"/>
-        </w:rPr>
-        <w:t xml:space="preserve"> 12</w:t>
-      </w:r>
-    </w:p>
-    <w:p>
-      <w:pPr>
-        <w:pStyle w:val="a3"/>
-        <w:rPr>
-          <w:rFonts w:ascii="Courier New" w:hAnsi="Courier New" w:cs="Courier New"/>
-        </w:rPr>
-      </w:pPr>
-      <w:r>
-        <w:rPr>
-          <w:rFonts w:ascii="Courier New" w:hAnsi="Courier New" w:cs="Courier New"/>
-        </w:rPr>
-        <w:t>```</w:t>
-      </w:r>
-    </w:p>
-    <w:p>
-      <w:pPr>
-        <w:pStyle w:val="a3"/>
-        <w:rPr>
-          <w:rFonts w:ascii="Courier New" w:hAnsi="Courier New" w:cs="Courier New"/>
-        </w:rPr>
-      </w:pPr>
-    </w:p>
-    <w:p>
-      <w:pPr>
-        <w:pStyle w:val="a3"/>
-        <w:rPr>
-          <w:rFonts w:ascii="Courier New" w:hAnsi="Courier New" w:cs="Courier New"/>
-        </w:rPr>
-      </w:pPr>
-      <w:r>
-        <w:rPr>
-          <w:rFonts w:ascii="Courier New" w:hAnsi="Courier New" w:cs="Courier New"/>
-        </w:rPr>
-        <w:t>Следствия для отладки:</w:t>
-      </w:r>
-    </w:p>
-    <w:p>
-      <w:pPr>
-        <w:pStyle w:val="a3"/>
-        <w:rPr>
-          <w:rFonts w:ascii="Courier New" w:hAnsi="Courier New" w:cs="Courier New"/>
-        </w:rPr>
-      </w:pPr>
-      <w:r>
-        <w:rPr>
-          <w:rFonts w:ascii="Courier New" w:hAnsi="Courier New" w:cs="Courier New"/>
-        </w:rPr>
-        <w:t>- AS5600 и накопленный угол обновляются **постоянно** (каждый проход `</w:t>
-      </w:r>
-      <w:proofErr w:type="spellStart"/>
-      <w:r>
-        <w:rPr>
-          <w:rFonts w:ascii="Courier New" w:hAnsi="Courier New" w:cs="Courier New"/>
-        </w:rPr>
-        <w:t>loop</w:t>
-      </w:r>
-      <w:proofErr w:type="spellEnd"/>
-      <w:r>
-        <w:rPr>
-          <w:rFonts w:ascii="Courier New" w:hAnsi="Courier New" w:cs="Courier New"/>
-        </w:rPr>
         <w:t>()`);</w:t>
       </w:r>
     </w:p>
@@ -13460,7 +13663,6 @@
         <w:rPr>
           <w:rFonts w:ascii="Courier New" w:hAnsi="Courier New" w:cs="Courier New"/>
         </w:rPr>
-        <w:lastRenderedPageBreak/>
         <w:t xml:space="preserve">- решение "куда двигать колёса" принимается только раз в 300 </w:t>
       </w:r>
       <w:proofErr w:type="spellStart"/>
@@ -14330,6 +14532,7 @@
         <w:pStyle w:val="a6"/>
       </w:pPr>
       <w:r>
+        <w:lastRenderedPageBreak/>
         <w:t>Фоновая диагностика — второстепенная задача и не должна задерживать</w:t>
       </w:r>
       <w:r>
@@ -14352,7 +14555,6 @@
         <w:pStyle w:val="a6"/>
       </w:pPr>
       <w:r>
-        <w:lastRenderedPageBreak/>
         <w:t xml:space="preserve">Следствие набора из семи параметров и таймера в 1000 </w:t>
       </w:r>
       <w:proofErr w:type="spellStart"/>
@@ -14968,13 +15170,7 @@
       </w:r>
       <w:r>
         <w:br/>
-        <w:t>управления и не влияет на отправку команд</w:t>
-      </w:r>
-      <w:r>
-        <w:t xml:space="preserve"> движения. Автоматический порог </w:t>
-      </w:r>
-      <w:r>
-        <w:t>устаревания не вводится.</w:t>
+        <w:t>управления и не влияет на отправку команд движения. Автоматический порог устаревания не вводится.</w:t>
       </w:r>
     </w:p>
     <w:p>
@@ -15266,6 +15462,7 @@
         <w:pStyle w:val="a6"/>
       </w:pPr>
       <w:r>
+        <w:lastRenderedPageBreak/>
         <w:t>Список из семи параметров закреплён в спецификации как полный и</w:t>
       </w:r>
       <w:r>
@@ -15278,9 +15475,6 @@
       </w:r>
       <w:r>
         <w:br/>
-      </w:r>
-      <w:r>
-        <w:lastRenderedPageBreak/>
         <w:t>временно исключить часть параметров из очереди для ускорения обновления</w:t>
       </w:r>
       <w:r>
@@ -15377,13 +15571,7 @@
         <w:rPr>
           <w:rStyle w:val="HTML"/>
         </w:rPr>
-        <w:t>DIAG_PERIOD_MS</w:t>
-      </w:r>
-      <w:r>
-        <w:rPr>
-          <w:rStyle w:val="HTML"/>
-        </w:rPr>
-        <w:t>. Это позволит на практике подбирать оптимальный режим телеметрии.</w:t>
+        <w:t>DIAG_PERIOD_MS. Это позволит на практике подбирать оптимальный режим телеметрии.</w:t>
       </w:r>
     </w:p>
     <w:p>
@@ -15425,15 +15613,26 @@
         <w:pStyle w:val="a3"/>
         <w:rPr>
           <w:rFonts w:ascii="Courier New" w:hAnsi="Courier New" w:cs="Courier New"/>
-          <w:lang w:val="en-US"/>
-        </w:rPr>
-      </w:pPr>
-      <w:r>
-        <w:rPr>
-          <w:rFonts w:ascii="Courier New" w:hAnsi="Courier New" w:cs="Courier New"/>
-          <w:lang w:val="en-US"/>
-        </w:rPr>
-        <w:t>### 12.2. PUSH-</w:t>
+        </w:rPr>
+      </w:pPr>
+      <w:r>
+        <w:rPr>
+          <w:rFonts w:ascii="Courier New" w:hAnsi="Courier New" w:cs="Courier New"/>
+        </w:rPr>
+        <w:t xml:space="preserve">### 12.2. </w:t>
+      </w:r>
+      <w:r>
+        <w:rPr>
+          <w:rFonts w:ascii="Courier New" w:hAnsi="Courier New" w:cs="Courier New"/>
+          <w:lang w:val="en-US"/>
+        </w:rPr>
+        <w:t>PUSH</w:t>
+      </w:r>
+      <w:r>
+        <w:rPr>
+          <w:rFonts w:ascii="Courier New" w:hAnsi="Courier New" w:cs="Courier New"/>
+        </w:rPr>
+        <w:t>-</w:t>
       </w:r>
       <w:r>
         <w:rPr>
@@ -15444,7 +15643,6 @@
       <w:r>
         <w:rPr>
           <w:rFonts w:ascii="Courier New" w:hAnsi="Courier New" w:cs="Courier New"/>
-          <w:lang w:val="en-US"/>
         </w:rPr>
         <w:t xml:space="preserve">: </w:t>
       </w:r>
@@ -15462,7 +15660,6 @@
         <w:pStyle w:val="a3"/>
         <w:rPr>
           <w:rFonts w:ascii="Courier New" w:hAnsi="Courier New" w:cs="Courier New"/>
-          <w:lang w:val="en-US"/>
         </w:rPr>
       </w:pPr>
     </w:p>
@@ -16992,6 +17189,7 @@
           <w:rFonts w:ascii="Courier New" w:hAnsi="Courier New" w:cs="Courier New"/>
           <w:lang w:val="en-US"/>
         </w:rPr>
+        <w:lastRenderedPageBreak/>
         <w:t>};</w:t>
       </w:r>
     </w:p>
@@ -19315,9 +19513,6 @@
         <w:pStyle w:val="4"/>
       </w:pPr>
       <w:r>
-        <w:rPr>
-          <w:lang w:val="en-US"/>
-        </w:rPr>
         <w:t xml:space="preserve">### </w:t>
       </w:r>
       <w:r>
@@ -20363,9 +20558,6 @@
         <w:pStyle w:val="4"/>
       </w:pPr>
       <w:r>
-        <w:rPr>
-          <w:lang w:val="en-US"/>
-        </w:rPr>
         <w:t xml:space="preserve">### </w:t>
       </w:r>
       <w:r>
@@ -20891,11 +21083,13 @@
         <w:pStyle w:val="a3"/>
         <w:rPr>
           <w:rFonts w:ascii="Courier New" w:hAnsi="Courier New" w:cs="Courier New"/>
-        </w:rPr>
-      </w:pPr>
-      <w:r>
-        <w:rPr>
-          <w:rFonts w:ascii="Courier New" w:hAnsi="Courier New" w:cs="Courier New"/>
+          <w:lang w:val="en-US"/>
+        </w:rPr>
+      </w:pPr>
+      <w:r>
+        <w:rPr>
+          <w:rFonts w:ascii="Courier New" w:hAnsi="Courier New" w:cs="Courier New"/>
+          <w:lang w:val="en-US"/>
         </w:rPr>
         <w:t>---</w:t>
       </w:r>
@@ -20905,6 +21099,7 @@
         <w:pStyle w:val="a3"/>
         <w:rPr>
           <w:rFonts w:ascii="Courier New" w:hAnsi="Courier New" w:cs="Courier New"/>
+          <w:lang w:val="en-US"/>
         </w:rPr>
       </w:pPr>
     </w:p>
@@ -21433,13 +21628,7 @@
         <w:t>Фоновая диагностика</w:t>
       </w:r>
       <w:r>
-        <w:t xml:space="preserve"> (раздел 12.1)— опрос по кругу </w:t>
-      </w:r>
-      <w:r>
-        <w:t>7</w:t>
-      </w:r>
-      <w:r>
-        <w:t xml:space="preserve"> диагностических параметров </w:t>
+        <w:t xml:space="preserve"> (раздел 12.1)— опрос по кругу 7 диагностических параметров </w:t>
       </w:r>
       <w:proofErr w:type="spellStart"/>
       <w:r>
@@ -21711,72 +21900,103 @@
         <w:pStyle w:val="a6"/>
       </w:pPr>
       <w:r>
-        <w:rPr>
-          <w:rStyle w:val="HTML"/>
-        </w:rPr>
-        <w:t>f 0</w:t>
-      </w:r>
-      <w:r>
-        <w:t xml:space="preserve"> и </w:t>
-      </w:r>
-      <w:r>
-        <w:rPr>
-          <w:rStyle w:val="HTML"/>
-        </w:rPr>
-        <w:t>p 0</w:t>
-      </w:r>
-      <w:r>
-        <w:t xml:space="preserve"> образуют одну неделимую составную операцию. Между успешным</w:t>
-      </w:r>
-      <w:r>
-        <w:br/>
-        <w:t xml:space="preserve">получением </w:t>
-      </w:r>
-      <w:proofErr w:type="spellStart"/>
-      <w:r>
-        <w:rPr>
-          <w:rStyle w:val="HTML"/>
-        </w:rPr>
+        <w:t xml:space="preserve">f 0 и p 0 образуют одну неделимую составную операцию. Между успешным получением </w:t>
+      </w:r>
+      <w:proofErr w:type="spellStart"/>
+      <w:r>
         <w:t>currentPosition</w:t>
       </w:r>
       <w:proofErr w:type="spellEnd"/>
       <w:r>
-        <w:t xml:space="preserve"> и отправкой соответствующего </w:t>
-      </w:r>
-      <w:r>
-        <w:rPr>
-          <w:rStyle w:val="HTML"/>
-        </w:rPr>
-        <w:t>p 0</w:t>
-      </w:r>
-      <w:r>
-        <w:t xml:space="preserve"> диспетчер</w:t>
-      </w:r>
-      <w:r>
-        <w:br/>
-        <w:t xml:space="preserve">не имеет права передавать UART другой задаче. Если </w:t>
-      </w:r>
-      <w:r>
-        <w:rPr>
-          <w:rStyle w:val="HTML"/>
-        </w:rPr>
-        <w:t>f 0</w:t>
-      </w:r>
-      <w:r>
-        <w:t xml:space="preserve"> завершилось</w:t>
-      </w:r>
-      <w:r>
-        <w:br/>
-        <w:t xml:space="preserve">ошибкой или таймаутом, </w:t>
-      </w:r>
-      <w:r>
-        <w:rPr>
-          <w:rStyle w:val="HTML"/>
-        </w:rPr>
-        <w:t>p 0</w:t>
-      </w:r>
-      <w:r>
-        <w:t xml:space="preserve"> не отправляется (раздел 9, раздел 13.1).</w:t>
+        <w:t xml:space="preserve"> и отправкой соответствующего p 0 диспетчер не имеет права передавать UART другой задаче. Если f 0 завершилось ошибкой или таймаутом: 1. </w:t>
+      </w:r>
+      <w:proofErr w:type="gramStart"/>
+      <w:r>
+        <w:t>текущий</w:t>
+      </w:r>
+      <w:proofErr w:type="gramEnd"/>
+      <w:r>
+        <w:t xml:space="preserve"> </w:t>
+      </w:r>
+      <w:proofErr w:type="spellStart"/>
+      <w:r>
+        <w:t>MoveWheel</w:t>
+      </w:r>
+      <w:proofErr w:type="spellEnd"/>
+      <w:r>
+        <w:t xml:space="preserve"> завершается с ошибкой; 2. p 0 для этого </w:t>
+      </w:r>
+      <w:proofErr w:type="spellStart"/>
+      <w:r>
+        <w:t>MoveWheel</w:t>
+      </w:r>
+      <w:proofErr w:type="spellEnd"/>
+      <w:r>
+        <w:t xml:space="preserve"> не отправляется; 3. выполняется синхронизация UART согласно разделу 13.1; 4. следующий </w:t>
+      </w:r>
+      <w:proofErr w:type="spellStart"/>
+      <w:r>
+        <w:t>MoveWheel</w:t>
+      </w:r>
+      <w:proofErr w:type="spellEnd"/>
+      <w:r>
+        <w:t xml:space="preserve"> для этого </w:t>
+      </w:r>
+      <w:proofErr w:type="spellStart"/>
+      <w:r>
+        <w:t>ODrive</w:t>
+      </w:r>
+      <w:proofErr w:type="spellEnd"/>
+      <w:r>
+        <w:t xml:space="preserve"> не выполняется до получения успешного ответа на новый f 0. </w:t>
+      </w:r>
+      <w:proofErr w:type="gramStart"/>
+      <w:r>
+        <w:t>Успешный</w:t>
+      </w:r>
+      <w:proofErr w:type="gramEnd"/>
+      <w:r>
+        <w:t xml:space="preserve"> f 0 является восстановлением нормального выполнения </w:t>
+      </w:r>
+      <w:proofErr w:type="spellStart"/>
+      <w:r>
+        <w:t>MoveWheel</w:t>
+      </w:r>
+      <w:proofErr w:type="spellEnd"/>
+      <w:r>
+        <w:t xml:space="preserve">. После него текущий </w:t>
+      </w:r>
+      <w:proofErr w:type="spellStart"/>
+      <w:r>
+        <w:t>MoveWheel</w:t>
+      </w:r>
+      <w:proofErr w:type="spellEnd"/>
+      <w:r>
+        <w:t xml:space="preserve"> может продолжить обычную </w:t>
+      </w:r>
+      <w:proofErr w:type="gramStart"/>
+      <w:r>
+        <w:t>последовательность</w:t>
+      </w:r>
+      <w:proofErr w:type="gramEnd"/>
+      <w:r>
+        <w:t xml:space="preserve"> только начиная с нового </w:t>
+      </w:r>
+      <w:proofErr w:type="spellStart"/>
+      <w:r>
+        <w:t>MoveWheel</w:t>
+      </w:r>
+      <w:proofErr w:type="spellEnd"/>
+      <w:r>
+        <w:t xml:space="preserve">; пропущенная из-за ошибки </w:t>
+      </w:r>
+      <w:proofErr w:type="spellStart"/>
+      <w:r>
+        <w:t>delta</w:t>
+      </w:r>
+      <w:proofErr w:type="spellEnd"/>
+      <w:r>
+        <w:t xml:space="preserve"> повторно не применяется.</w:t>
       </w:r>
     </w:p>
     <w:p>
@@ -21848,6 +22068,38 @@
       <w:r>
         <w:t xml:space="preserve"> и физического RX-буфера).</w:t>
       </w:r>
+      <w:r>
+        <w:t xml:space="preserve"> Если таймаут произошёл на этапе f 0 операции </w:t>
+      </w:r>
+      <w:proofErr w:type="spellStart"/>
+      <w:r>
+        <w:t>MoveWheel</w:t>
+      </w:r>
+      <w:proofErr w:type="spellEnd"/>
+      <w:r>
+        <w:t xml:space="preserve">, после синхронизации UART следующий </w:t>
+      </w:r>
+      <w:proofErr w:type="spellStart"/>
+      <w:r>
+        <w:t>MoveWheel</w:t>
+      </w:r>
+      <w:proofErr w:type="spellEnd"/>
+      <w:r>
+        <w:t xml:space="preserve"> для этого </w:t>
+      </w:r>
+      <w:proofErr w:type="spellStart"/>
+      <w:r>
+        <w:t>ODrive</w:t>
+      </w:r>
+      <w:proofErr w:type="spellEnd"/>
+      <w:r>
+        <w:t xml:space="preserve"> начинается только с нового запроса f 0. До успешного ответа на этот f 0 команда p 0 не отправляется.</w:t>
+      </w:r>
+    </w:p>
+    <w:p>
+      <w:pPr>
+        <w:pStyle w:val="a6"/>
+      </w:pPr>
     </w:p>
     <w:p>
       <w:pPr>
@@ -22021,6 +22273,9 @@
       </w:r>
       <w:r>
         <w:br/>
+      </w:r>
+      <w:r>
+        <w:lastRenderedPageBreak/>
         <w:t>запрос, конфигурационная операция откладывается до освобождения UART.</w:t>
       </w:r>
       <w:r>
@@ -22097,7 +22352,6 @@
         <w:spacing w:before="100" w:beforeAutospacing="1" w:after="100" w:afterAutospacing="1" w:line="240" w:lineRule="auto"/>
       </w:pPr>
       <w:r>
-        <w:lastRenderedPageBreak/>
         <w:t>UART свободен;</w:t>
       </w:r>
     </w:p>
@@ -22764,6 +23018,7 @@
         <w:pStyle w:val="a6"/>
       </w:pPr>
       <w:r>
+        <w:lastRenderedPageBreak/>
         <w:t>Скорость фактического обновления полей диагностического кэша</w:t>
       </w:r>
       <w:r>
@@ -22933,7 +23188,6 @@
         <w:rPr>
           <w:rFonts w:ascii="Courier New" w:hAnsi="Courier New" w:cs="Courier New"/>
         </w:rPr>
-        <w:lastRenderedPageBreak/>
         <w:t>```</w:t>
       </w:r>
     </w:p>
